--- a/Мастер над Мертвыми/Книги/Мертвяк 2.docx
+++ b/Мастер над Мертвыми/Книги/Мертвяк 2.docx
@@ -150,94 +150,222 @@
         <w:ind w:left="-709" w:firstLine="709"/>
         <w:rPr>
           <w:rFonts w:ascii="Times New Roman" w:hAnsi="Times New Roman" w:cs="Times New Roman"/>
-        </w:rPr>
-      </w:pPr>
-      <w:r>
-        <w:rPr>
-          <w:rFonts w:ascii="Times New Roman" w:hAnsi="Times New Roman" w:cs="Times New Roman"/>
-        </w:rPr>
-        <w:t>Нужно было что-то срочно решать и единственным вариантом было вернуться в жилой сектор, а оттуда уже выйти в шахты.</w:t>
-      </w:r>
-      <w:r>
-        <w:rPr>
-          <w:rFonts w:ascii="Times New Roman" w:hAnsi="Times New Roman" w:cs="Times New Roman"/>
-        </w:rPr>
-        <w:t xml:space="preserve"> Другого пути до умбролитовой шахты, кроме как через общий ангар я не знал. </w:t>
-      </w:r>
-    </w:p>
-    <w:p>
-      <w:pPr>
-        <w:ind w:left="-709" w:firstLine="709"/>
-        <w:rPr>
-          <w:rFonts w:ascii="Times New Roman" w:hAnsi="Times New Roman" w:cs="Times New Roman"/>
-        </w:rPr>
-      </w:pPr>
-      <w:r>
-        <w:rPr>
-          <w:rFonts w:ascii="Times New Roman" w:hAnsi="Times New Roman" w:cs="Times New Roman"/>
-        </w:rPr>
-        <w:t xml:space="preserve">Шанса добраться до артефакта сейчас просто не было и эту затею надо отложить на другое время, после того как пройдет зачистка. </w:t>
-      </w:r>
-    </w:p>
-    <w:p>
-      <w:pPr>
-        <w:ind w:left="-709" w:firstLine="709"/>
-        <w:rPr>
-          <w:rFonts w:ascii="Times New Roman" w:hAnsi="Times New Roman" w:cs="Times New Roman"/>
-        </w:rPr>
-      </w:pPr>
-      <w:r>
-        <w:rPr>
-          <w:rFonts w:ascii="Times New Roman" w:hAnsi="Times New Roman" w:cs="Times New Roman"/>
-        </w:rPr>
-        <w:t xml:space="preserve">- Возвращаемся, - </w:t>
-      </w:r>
-      <w:r>
-        <w:rPr>
-          <w:rFonts w:ascii="Times New Roman" w:hAnsi="Times New Roman" w:cs="Times New Roman"/>
-        </w:rPr>
-        <w:t>бросил я Ионе и пошел в обратную сторону.</w:t>
-      </w:r>
-    </w:p>
-    <w:p>
-      <w:pPr>
-        <w:ind w:left="-709" w:firstLine="709"/>
-        <w:rPr>
-          <w:rFonts w:ascii="Times New Roman" w:hAnsi="Times New Roman" w:cs="Times New Roman"/>
-        </w:rPr>
-      </w:pPr>
-      <w:r>
-        <w:rPr>
-          <w:rFonts w:ascii="Times New Roman" w:hAnsi="Times New Roman" w:cs="Times New Roman"/>
-        </w:rPr>
-        <w:t xml:space="preserve">- Но, жилые ячейки тоже будут проверять… - пробормотал Иона, не </w:t>
-      </w:r>
-      <w:r>
-        <w:rPr>
-          <w:rFonts w:ascii="Times New Roman" w:hAnsi="Times New Roman" w:cs="Times New Roman"/>
-        </w:rPr>
-        <w:t>понимая,</w:t>
-      </w:r>
-      <w:r>
-        <w:rPr>
-          <w:rFonts w:ascii="Times New Roman" w:hAnsi="Times New Roman" w:cs="Times New Roman"/>
-        </w:rPr>
-        <w:t xml:space="preserve"> что я </w:t>
-      </w:r>
-      <w:r>
-        <w:rPr>
-          <w:rFonts w:ascii="Times New Roman" w:hAnsi="Times New Roman" w:cs="Times New Roman"/>
-        </w:rPr>
-        <w:t>задумал.</w:t>
-      </w:r>
-    </w:p>
-    <w:p>
-      <w:pPr>
-        <w:ind w:left="-709" w:firstLine="709"/>
-        <w:rPr>
-          <w:rFonts w:ascii="Times New Roman" w:hAnsi="Times New Roman" w:cs="Times New Roman"/>
-        </w:rPr>
-      </w:pPr>
+          <w:b/>
+          <w:bCs/>
+        </w:rPr>
+      </w:pPr>
+      <w:r>
+        <w:rPr>
+          <w:rFonts w:ascii="Times New Roman" w:hAnsi="Times New Roman" w:cs="Times New Roman"/>
+          <w:b/>
+          <w:bCs/>
+        </w:rPr>
+        <w:t>[ВНИМАНИЕ! ОБНАРУЖЕНА ВНЕШНЯЯ СИСТЕМНАЯ КОНТРМЕРА: ПРОТОКОЛ "ПОДАВЛЕНИЕ".]</w:t>
+      </w:r>
+    </w:p>
+    <w:p>
+      <w:pPr>
+        <w:ind w:left="-709" w:firstLine="709"/>
+        <w:rPr>
+          <w:rFonts w:ascii="Times New Roman" w:hAnsi="Times New Roman" w:cs="Times New Roman"/>
+        </w:rPr>
+      </w:pPr>
+      <w:r>
+        <w:rPr>
+          <w:rFonts w:ascii="Times New Roman" w:hAnsi="Times New Roman" w:cs="Times New Roman"/>
+        </w:rPr>
+        <w:t xml:space="preserve">Я ощутил это как внезапное, удушающее давление. Словно невидимая сеть набросилась на мое сознание, пытаясь </w:t>
+      </w:r>
+      <w:r>
+        <w:rPr>
+          <w:rFonts w:ascii="Times New Roman" w:hAnsi="Times New Roman" w:cs="Times New Roman"/>
+        </w:rPr>
+        <w:t>задавить подчинение моего собственного тела</w:t>
+      </w:r>
+      <w:r>
+        <w:rPr>
+          <w:rFonts w:ascii="Times New Roman" w:hAnsi="Times New Roman" w:cs="Times New Roman"/>
+        </w:rPr>
+        <w:t xml:space="preserve"> и вернуть меня в строй безвольных марионеток Гегемонии. Это была активная атака Сети, целенаправленная. И она пожирала мой главный ресурс с чудовищной скоростью.</w:t>
+      </w:r>
+    </w:p>
+    <w:p>
+      <w:pPr>
+        <w:ind w:left="-709" w:firstLine="709"/>
+        <w:rPr>
+          <w:rFonts w:ascii="Times New Roman" w:hAnsi="Times New Roman" w:cs="Times New Roman"/>
+          <w:b/>
+          <w:bCs/>
+        </w:rPr>
+      </w:pPr>
+      <w:r>
+        <w:rPr>
+          <w:rFonts w:ascii="Times New Roman" w:hAnsi="Times New Roman" w:cs="Times New Roman"/>
+          <w:b/>
+          <w:bCs/>
+        </w:rPr>
+        <w:t xml:space="preserve">[РАСХОД ВОЛИ НА ПОДДЕРЖАНИЕ </w:t>
+      </w:r>
+      <w:r>
+        <w:rPr>
+          <w:rFonts w:ascii="Times New Roman" w:hAnsi="Times New Roman" w:cs="Times New Roman"/>
+          <w:b/>
+          <w:bCs/>
+        </w:rPr>
+        <w:t xml:space="preserve">НАВЫКА ЛОКАЛЬНОЕ ПОДЧИНЕНИЕ УВЕЛИЧЕН НА </w:t>
+      </w:r>
+      <w:r>
+        <w:rPr>
+          <w:rFonts w:ascii="Times New Roman" w:hAnsi="Times New Roman" w:cs="Times New Roman"/>
+          <w:b/>
+          <w:bCs/>
+        </w:rPr>
+        <w:t>3 ЕД.]</w:t>
+      </w:r>
+    </w:p>
+    <w:p>
+      <w:pPr>
+        <w:ind w:left="-709" w:firstLine="709"/>
+        <w:rPr>
+          <w:rFonts w:ascii="Times New Roman" w:hAnsi="Times New Roman" w:cs="Times New Roman"/>
+          <w:b/>
+          <w:bCs/>
+        </w:rPr>
+      </w:pPr>
+      <w:r>
+        <w:rPr>
+          <w:rFonts w:ascii="Times New Roman" w:hAnsi="Times New Roman" w:cs="Times New Roman"/>
+          <w:b/>
+          <w:bCs/>
+        </w:rPr>
+        <w:t xml:space="preserve">[Воля: </w:t>
+      </w:r>
+      <w:r>
+        <w:rPr>
+          <w:rFonts w:ascii="Times New Roman" w:hAnsi="Times New Roman" w:cs="Times New Roman"/>
+          <w:b/>
+          <w:bCs/>
+        </w:rPr>
+        <w:t>27</w:t>
+      </w:r>
+      <w:r>
+        <w:rPr>
+          <w:rFonts w:ascii="Times New Roman" w:hAnsi="Times New Roman" w:cs="Times New Roman"/>
+          <w:b/>
+          <w:bCs/>
+        </w:rPr>
+        <w:t>/37]</w:t>
+      </w:r>
+    </w:p>
+    <w:p>
+      <w:pPr>
+        <w:ind w:left="-709" w:firstLine="709"/>
+        <w:rPr>
+          <w:rFonts w:ascii="Times New Roman" w:hAnsi="Times New Roman" w:cs="Times New Roman"/>
+          <w:b/>
+          <w:bCs/>
+        </w:rPr>
+      </w:pPr>
+      <w:r>
+        <w:rPr>
+          <w:rFonts w:ascii="Times New Roman" w:hAnsi="Times New Roman" w:cs="Times New Roman"/>
+          <w:b/>
+          <w:bCs/>
+        </w:rPr>
+        <w:t xml:space="preserve">[РАСХОД ВОЛИ НА ПОДДЕРЖАНИЕ НАВЫКА ЛОКАЛЬНОЕ ПОДЧИНЕНИЕ УВЕЛИЧЕН НА </w:t>
+      </w:r>
+      <w:r>
+        <w:rPr>
+          <w:rFonts w:ascii="Times New Roman" w:hAnsi="Times New Roman" w:cs="Times New Roman"/>
+          <w:b/>
+          <w:bCs/>
+        </w:rPr>
+        <w:t>6</w:t>
+      </w:r>
+      <w:r>
+        <w:rPr>
+          <w:rFonts w:ascii="Times New Roman" w:hAnsi="Times New Roman" w:cs="Times New Roman"/>
+          <w:b/>
+          <w:bCs/>
+        </w:rPr>
+        <w:t xml:space="preserve"> ЕД.]</w:t>
+      </w:r>
+    </w:p>
+    <w:p>
+      <w:pPr>
+        <w:ind w:left="-709" w:firstLine="709"/>
+        <w:rPr>
+          <w:rFonts w:ascii="Times New Roman" w:hAnsi="Times New Roman" w:cs="Times New Roman"/>
+          <w:b/>
+          <w:bCs/>
+        </w:rPr>
+      </w:pPr>
+      <w:r>
+        <w:rPr>
+          <w:rFonts w:ascii="Times New Roman" w:hAnsi="Times New Roman" w:cs="Times New Roman"/>
+          <w:b/>
+          <w:bCs/>
+        </w:rPr>
+        <w:t>[Воля: 2</w:t>
+      </w:r>
+      <w:r>
+        <w:rPr>
+          <w:rFonts w:ascii="Times New Roman" w:hAnsi="Times New Roman" w:cs="Times New Roman"/>
+          <w:b/>
+          <w:bCs/>
+        </w:rPr>
+        <w:t>4</w:t>
+      </w:r>
+      <w:r>
+        <w:rPr>
+          <w:rFonts w:ascii="Times New Roman" w:hAnsi="Times New Roman" w:cs="Times New Roman"/>
+          <w:b/>
+          <w:bCs/>
+        </w:rPr>
+        <w:t>/37]</w:t>
+      </w:r>
+    </w:p>
+    <w:p>
+      <w:pPr>
+        <w:ind w:left="-709" w:firstLine="709"/>
+        <w:rPr>
+          <w:rFonts w:ascii="Times New Roman" w:hAnsi="Times New Roman" w:cs="Times New Roman"/>
+        </w:rPr>
+      </w:pPr>
+      <w:r>
+        <w:rPr>
+          <w:rFonts w:ascii="Times New Roman" w:hAnsi="Times New Roman" w:cs="Times New Roman"/>
+        </w:rPr>
+        <w:t>Цифры перед внутренним взором таяли, как снег на раскаленной плите. Это была не боль. Это была холодная, методичная асфиксия сознания. Еще несколько минут в зоне действия этого протокола — и моя Воля иссякнет. Мой разум будет подавлен, и я снова стану Единицей №73456, послушно ожидающей своих палачей.</w:t>
+      </w:r>
+    </w:p>
+    <w:p>
+      <w:pPr>
+        <w:ind w:left="-709" w:firstLine="709"/>
+        <w:rPr>
+          <w:rFonts w:ascii="Times New Roman" w:hAnsi="Times New Roman" w:cs="Times New Roman"/>
+        </w:rPr>
+      </w:pPr>
+      <w:r>
+        <w:rPr>
+          <w:rFonts w:ascii="Times New Roman" w:hAnsi="Times New Roman" w:cs="Times New Roman"/>
+        </w:rPr>
+        <w:t>Паника была неэффективной роскошью. Мой мозг работал с ледяной скоростью, отсекая лишнее.</w:t>
+      </w:r>
+    </w:p>
+    <w:p>
+      <w:pPr>
+        <w:ind w:left="-709" w:firstLine="709"/>
+        <w:rPr>
+          <w:rFonts w:ascii="Times New Roman" w:hAnsi="Times New Roman" w:cs="Times New Roman"/>
+        </w:rPr>
+      </w:pPr>
+      <w:r>
+        <w:rPr>
+          <w:rFonts w:ascii="Times New Roman" w:hAnsi="Times New Roman" w:cs="Times New Roman"/>
+        </w:rPr>
+        <w:t>Открытый коридор. Прямой, как стрела. Идеальное место для расстрела.</w:t>
+      </w:r>
       <w:r>
         <w:rPr>
           <w:rFonts w:ascii="Times New Roman" w:hAnsi="Times New Roman" w:cs="Times New Roman"/>
@@ -248,55 +376,2420 @@
         <w:rPr>
           <w:rFonts w:ascii="Times New Roman" w:hAnsi="Times New Roman" w:cs="Times New Roman"/>
         </w:rPr>
-        <w:t xml:space="preserve">- </w:t>
-      </w:r>
-      <w:r>
-        <w:rPr>
-          <w:rFonts w:ascii="Times New Roman" w:hAnsi="Times New Roman" w:cs="Times New Roman"/>
-        </w:rPr>
-        <w:t>Нам нужно в шахту и быстрее, - сказал я. – Там Сеть слаба. Там можно затеряться в старых штольнях. Или хотя бы попытаться это сделать.</w:t>
-      </w:r>
-    </w:p>
-    <w:p>
-      <w:pPr>
-        <w:ind w:left="-709" w:firstLine="709"/>
-        <w:rPr>
-          <w:rFonts w:ascii="Times New Roman" w:hAnsi="Times New Roman" w:cs="Times New Roman"/>
-        </w:rPr>
-      </w:pPr>
-      <w:r>
-        <w:rPr>
-          <w:rFonts w:ascii="Times New Roman" w:hAnsi="Times New Roman" w:cs="Times New Roman"/>
-        </w:rPr>
-        <w:t xml:space="preserve">- Но как же артефакт? </w:t>
-      </w:r>
-    </w:p>
-    <w:p>
-      <w:pPr>
-        <w:ind w:left="-709" w:firstLine="709"/>
-        <w:rPr>
-          <w:rFonts w:ascii="Times New Roman" w:hAnsi="Times New Roman" w:cs="Times New Roman"/>
-        </w:rPr>
-      </w:pPr>
-      <w:r>
-        <w:rPr>
-          <w:rFonts w:ascii="Times New Roman" w:hAnsi="Times New Roman" w:cs="Times New Roman"/>
-        </w:rPr>
-        <w:t xml:space="preserve">- Ты принесешь его мне, - не оборачиваясь сказал я семенящему за мной технику. </w:t>
-      </w:r>
-    </w:p>
-    <w:p>
-      <w:pPr>
-        <w:ind w:left="-709" w:firstLine="709"/>
-        <w:rPr>
-          <w:rFonts w:ascii="Times New Roman" w:hAnsi="Times New Roman" w:cs="Times New Roman"/>
-        </w:rPr>
-      </w:pPr>
-      <w:r>
-        <w:rPr>
-          <w:rFonts w:ascii="Times New Roman" w:hAnsi="Times New Roman" w:cs="Times New Roman"/>
-        </w:rPr>
-        <w:t>- Постойте… - он неожиданно дернул меня за рукав, и я остановился. – У меня есть другая идея…</w:t>
+        <w:t xml:space="preserve">Приближающийся отряд Инквизиции. Неизвестная численность и вооружение, но уровень угрозы — максимальный. Активный протокол «Подавление», выжигающий мою Волю. </w:t>
+      </w:r>
+    </w:p>
+    <w:p>
+      <w:pPr>
+        <w:ind w:left="-709" w:firstLine="709"/>
+        <w:rPr>
+          <w:rFonts w:ascii="Times New Roman" w:hAnsi="Times New Roman" w:cs="Times New Roman"/>
+        </w:rPr>
+      </w:pPr>
+      <w:r>
+        <w:rPr>
+          <w:rFonts w:ascii="Times New Roman" w:hAnsi="Times New Roman" w:cs="Times New Roman"/>
+        </w:rPr>
+        <w:t>Время — критический фактор.</w:t>
+      </w:r>
+    </w:p>
+    <w:p>
+      <w:pPr>
+        <w:ind w:left="-709" w:firstLine="709"/>
+        <w:rPr>
+          <w:rFonts w:ascii="Times New Roman" w:hAnsi="Times New Roman" w:cs="Times New Roman"/>
+        </w:rPr>
+      </w:pPr>
+      <w:r>
+        <w:rPr>
+          <w:rFonts w:ascii="Times New Roman" w:hAnsi="Times New Roman" w:cs="Times New Roman"/>
+        </w:rPr>
+        <w:t>Оставаться здесь — гарантированное уничтожение.</w:t>
+      </w:r>
+    </w:p>
+    <w:p>
+      <w:pPr>
+        <w:ind w:left="-709" w:firstLine="709"/>
+        <w:rPr>
+          <w:rFonts w:ascii="Times New Roman" w:hAnsi="Times New Roman" w:cs="Times New Roman"/>
+        </w:rPr>
+      </w:pPr>
+      <w:r>
+        <w:rPr>
+          <w:rFonts w:ascii="Times New Roman" w:hAnsi="Times New Roman" w:cs="Times New Roman"/>
+        </w:rPr>
+        <w:t>Нужна была новая переменная. И она стояла рядом, трясясь от ужаса.</w:t>
+      </w:r>
+    </w:p>
+    <w:p>
+      <w:pPr>
+        <w:ind w:left="-709" w:firstLine="709"/>
+        <w:rPr>
+          <w:rFonts w:ascii="Times New Roman" w:hAnsi="Times New Roman" w:cs="Times New Roman"/>
+        </w:rPr>
+      </w:pPr>
+      <w:r>
+        <w:rPr>
+          <w:rFonts w:ascii="Times New Roman" w:hAnsi="Times New Roman" w:cs="Times New Roman"/>
+        </w:rPr>
+        <w:lastRenderedPageBreak/>
+        <w:t>Я шагнул к Ионе. Мои пальцы, холодные и твердые, как камень, сомкнулись на его плече. Он вздрогнул, словно от удара током, и его взгляд, полный животного страха, метнулся ко мне.</w:t>
+      </w:r>
+    </w:p>
+    <w:p>
+      <w:pPr>
+        <w:ind w:left="-709" w:firstLine="709"/>
+        <w:rPr>
+          <w:rFonts w:ascii="Times New Roman" w:hAnsi="Times New Roman" w:cs="Times New Roman"/>
+        </w:rPr>
+      </w:pPr>
+      <w:r>
+        <w:rPr>
+          <w:rFonts w:ascii="Times New Roman" w:hAnsi="Times New Roman" w:cs="Times New Roman"/>
+        </w:rPr>
+        <w:t>— Тихо. Куда? — мой мертвый шепот проскрежетал в тишине.</w:t>
+      </w:r>
+    </w:p>
+    <w:p>
+      <w:pPr>
+        <w:ind w:left="-709" w:firstLine="709"/>
+        <w:rPr>
+          <w:rFonts w:ascii="Times New Roman" w:hAnsi="Times New Roman" w:cs="Times New Roman"/>
+        </w:rPr>
+      </w:pPr>
+      <w:r>
+        <w:rPr>
+          <w:rFonts w:ascii="Times New Roman" w:hAnsi="Times New Roman" w:cs="Times New Roman"/>
+        </w:rPr>
+        <w:t>Он не понял. Его разум, парализованный ужасом, не мог обработать вопрос. Я встряхнул его, не сильно, но достаточно, чтобы вернуть в реальность. Топот сапог становился громче, отчетливее. Они были уже близко.</w:t>
+      </w:r>
+    </w:p>
+    <w:p>
+      <w:pPr>
+        <w:ind w:left="-709" w:firstLine="709"/>
+        <w:rPr>
+          <w:rFonts w:ascii="Times New Roman" w:hAnsi="Times New Roman" w:cs="Times New Roman"/>
+          <w:b/>
+          <w:bCs/>
+        </w:rPr>
+      </w:pPr>
+      <w:r>
+        <w:rPr>
+          <w:rFonts w:ascii="Times New Roman" w:hAnsi="Times New Roman" w:cs="Times New Roman"/>
+          <w:b/>
+          <w:bCs/>
+        </w:rPr>
+        <w:t xml:space="preserve">[Воля: </w:t>
+      </w:r>
+      <w:r>
+        <w:rPr>
+          <w:rFonts w:ascii="Times New Roman" w:hAnsi="Times New Roman" w:cs="Times New Roman"/>
+          <w:b/>
+          <w:bCs/>
+        </w:rPr>
+        <w:t>21</w:t>
+      </w:r>
+      <w:r>
+        <w:rPr>
+          <w:rFonts w:ascii="Times New Roman" w:hAnsi="Times New Roman" w:cs="Times New Roman"/>
+          <w:b/>
+          <w:bCs/>
+        </w:rPr>
+        <w:t>/37]</w:t>
+      </w:r>
+    </w:p>
+    <w:p>
+      <w:pPr>
+        <w:ind w:left="-709" w:firstLine="709"/>
+        <w:rPr>
+          <w:rFonts w:ascii="Times New Roman" w:hAnsi="Times New Roman" w:cs="Times New Roman"/>
+        </w:rPr>
+      </w:pPr>
+      <w:r>
+        <w:rPr>
+          <w:rFonts w:ascii="Times New Roman" w:hAnsi="Times New Roman" w:cs="Times New Roman"/>
+        </w:rPr>
+        <w:t xml:space="preserve">— Куда?! — повторил я, </w:t>
+      </w:r>
+      <w:r>
+        <w:rPr>
+          <w:rFonts w:ascii="Times New Roman" w:hAnsi="Times New Roman" w:cs="Times New Roman"/>
+        </w:rPr>
+        <w:t>встряхивая его с такой силой, что зубы клацнули</w:t>
+      </w:r>
+      <w:r>
+        <w:rPr>
+          <w:rFonts w:ascii="Times New Roman" w:hAnsi="Times New Roman" w:cs="Times New Roman"/>
+        </w:rPr>
+        <w:t>.</w:t>
+      </w:r>
+      <w:r>
+        <w:rPr>
+          <w:rFonts w:ascii="Times New Roman" w:hAnsi="Times New Roman" w:cs="Times New Roman"/>
+        </w:rPr>
+        <w:t xml:space="preserve"> </w:t>
+      </w:r>
+      <w:r>
+        <w:rPr>
+          <w:rFonts w:ascii="Times New Roman" w:hAnsi="Times New Roman" w:cs="Times New Roman"/>
+        </w:rPr>
+        <w:t>—</w:t>
+      </w:r>
+      <w:r>
+        <w:rPr>
+          <w:rFonts w:ascii="Times New Roman" w:hAnsi="Times New Roman" w:cs="Times New Roman"/>
+        </w:rPr>
+        <w:t xml:space="preserve"> Сеть подавляет мой контроль! Думай!</w:t>
+      </w:r>
+    </w:p>
+    <w:p>
+      <w:pPr>
+        <w:ind w:left="-709" w:firstLine="709"/>
+        <w:rPr>
+          <w:rFonts w:ascii="Times New Roman" w:hAnsi="Times New Roman" w:cs="Times New Roman"/>
+        </w:rPr>
+      </w:pPr>
+      <w:r>
+        <w:rPr>
+          <w:rFonts w:ascii="Times New Roman" w:hAnsi="Times New Roman" w:cs="Times New Roman"/>
+        </w:rPr>
+        <w:t>Наконец, он понял. Его глаза метнулись по сторонам, и в них промелькнуло узнавание. Он указал дрожащей рукой на пол, на едва заметную в красном свете решетку технического люка, почти сливающуюся с бетонным полом.</w:t>
+      </w:r>
+    </w:p>
+    <w:p>
+      <w:pPr>
+        <w:ind w:left="-709" w:firstLine="709"/>
+        <w:rPr>
+          <w:rFonts w:ascii="Times New Roman" w:hAnsi="Times New Roman" w:cs="Times New Roman"/>
+        </w:rPr>
+      </w:pPr>
+      <w:r>
+        <w:rPr>
+          <w:rFonts w:ascii="Times New Roman" w:hAnsi="Times New Roman" w:cs="Times New Roman"/>
+        </w:rPr>
+        <w:t xml:space="preserve">— Вниз! — заикаясь, прошептал он. — В </w:t>
+      </w:r>
+      <w:proofErr w:type="gramStart"/>
+      <w:r>
+        <w:rPr>
+          <w:rFonts w:ascii="Times New Roman" w:hAnsi="Times New Roman" w:cs="Times New Roman"/>
+        </w:rPr>
+        <w:t>под-уровни</w:t>
+      </w:r>
+      <w:proofErr w:type="gramEnd"/>
+      <w:r>
+        <w:rPr>
+          <w:rFonts w:ascii="Times New Roman" w:hAnsi="Times New Roman" w:cs="Times New Roman"/>
+        </w:rPr>
+        <w:t xml:space="preserve">! Там… там старые ходы. Сигнал </w:t>
+      </w:r>
+      <w:r>
+        <w:rPr>
+          <w:rFonts w:ascii="Times New Roman" w:hAnsi="Times New Roman" w:cs="Times New Roman"/>
+        </w:rPr>
+        <w:t xml:space="preserve">будет </w:t>
+      </w:r>
+      <w:r>
+        <w:rPr>
+          <w:rFonts w:ascii="Times New Roman" w:hAnsi="Times New Roman" w:cs="Times New Roman"/>
+        </w:rPr>
+        <w:t>слабее!</w:t>
+      </w:r>
+    </w:p>
+    <w:p>
+      <w:pPr>
+        <w:ind w:left="-709" w:firstLine="709"/>
+        <w:rPr>
+          <w:rFonts w:ascii="Times New Roman" w:hAnsi="Times New Roman" w:cs="Times New Roman"/>
+        </w:rPr>
+      </w:pPr>
+      <w:r>
+        <w:rPr>
+          <w:rFonts w:ascii="Times New Roman" w:hAnsi="Times New Roman" w:cs="Times New Roman"/>
+        </w:rPr>
+        <w:t>Этого было достаточно.</w:t>
+      </w:r>
+    </w:p>
+    <w:p>
+      <w:pPr>
+        <w:ind w:left="-709" w:firstLine="709"/>
+        <w:rPr>
+          <w:rFonts w:ascii="Times New Roman" w:hAnsi="Times New Roman" w:cs="Times New Roman"/>
+        </w:rPr>
+      </w:pPr>
+      <w:r>
+        <w:rPr>
+          <w:rFonts w:ascii="Times New Roman" w:hAnsi="Times New Roman" w:cs="Times New Roman"/>
+        </w:rPr>
+        <w:t>Мысленный приказ Упырю</w:t>
+      </w:r>
+      <w:r>
+        <w:rPr>
+          <w:rFonts w:ascii="Times New Roman" w:hAnsi="Times New Roman" w:cs="Times New Roman"/>
+        </w:rPr>
+        <w:t>:</w:t>
+      </w:r>
+      <w:r>
+        <w:rPr>
+          <w:rFonts w:ascii="Times New Roman" w:hAnsi="Times New Roman" w:cs="Times New Roman"/>
+        </w:rPr>
+        <w:t xml:space="preserve"> «Открыть».</w:t>
+      </w:r>
+    </w:p>
+    <w:p>
+      <w:pPr>
+        <w:ind w:left="-709" w:firstLine="709"/>
+        <w:rPr>
+          <w:rFonts w:ascii="Times New Roman" w:hAnsi="Times New Roman" w:cs="Times New Roman"/>
+        </w:rPr>
+      </w:pPr>
+      <w:r>
+        <w:rPr>
+          <w:rFonts w:ascii="Times New Roman" w:hAnsi="Times New Roman" w:cs="Times New Roman"/>
+        </w:rPr>
+        <w:t>Мой слуга не нуждался в повторении. Он сорвался с места, превратившись в размытое черное пятно. Его когтистые пальцы вонзились в щели между решеткой и полом. Раздался оглушительный скрежет рвущегося металла. Упырь не пытался поднять ее. Он просто рванул вверх, вкладывая в движение всю свою нечеловеческую силу.</w:t>
+      </w:r>
+    </w:p>
+    <w:p>
+      <w:pPr>
+        <w:ind w:left="-709" w:firstLine="709"/>
+        <w:rPr>
+          <w:rFonts w:ascii="Times New Roman" w:hAnsi="Times New Roman" w:cs="Times New Roman"/>
+        </w:rPr>
+      </w:pPr>
+      <w:r>
+        <w:rPr>
+          <w:rFonts w:ascii="Times New Roman" w:hAnsi="Times New Roman" w:cs="Times New Roman"/>
+        </w:rPr>
+        <w:t>Решетка, вырванная вместе с кусками бетона, с грохотом отлетела в сторону, открывая черную, квадратную дыру в полу. Из нее пахнуло запахом сырости, озона и вековой пыли.</w:t>
+      </w:r>
+    </w:p>
+    <w:p>
+      <w:pPr>
+        <w:ind w:left="-709" w:firstLine="709"/>
+        <w:rPr>
+          <w:rFonts w:ascii="Times New Roman" w:hAnsi="Times New Roman" w:cs="Times New Roman"/>
+          <w:b/>
+          <w:bCs/>
+        </w:rPr>
+      </w:pPr>
+      <w:r>
+        <w:rPr>
+          <w:rFonts w:ascii="Times New Roman" w:hAnsi="Times New Roman" w:cs="Times New Roman"/>
+          <w:b/>
+          <w:bCs/>
+        </w:rPr>
+        <w:t xml:space="preserve">[Воля: </w:t>
+      </w:r>
+      <w:r>
+        <w:rPr>
+          <w:rFonts w:ascii="Times New Roman" w:hAnsi="Times New Roman" w:cs="Times New Roman"/>
+          <w:b/>
+          <w:bCs/>
+        </w:rPr>
+        <w:t>18</w:t>
+      </w:r>
+      <w:r>
+        <w:rPr>
+          <w:rFonts w:ascii="Times New Roman" w:hAnsi="Times New Roman" w:cs="Times New Roman"/>
+          <w:b/>
+          <w:bCs/>
+        </w:rPr>
+        <w:t>/37]</w:t>
+      </w:r>
+    </w:p>
+    <w:p>
+      <w:pPr>
+        <w:ind w:left="-709" w:firstLine="709"/>
+        <w:rPr>
+          <w:rFonts w:ascii="Times New Roman" w:hAnsi="Times New Roman" w:cs="Times New Roman"/>
+        </w:rPr>
+      </w:pPr>
+      <w:r>
+        <w:rPr>
+          <w:rFonts w:ascii="Times New Roman" w:hAnsi="Times New Roman" w:cs="Times New Roman"/>
+        </w:rPr>
+        <w:t>Времени не было. Я схватил Иону за шиворот и без церемоний столкнул его в темноту. Он вскрикнул, и звук его падения на что-то металлическое внизу был музыкой на фоне приближающегося топота.</w:t>
+      </w:r>
+    </w:p>
+    <w:p>
+      <w:pPr>
+        <w:ind w:left="-709" w:firstLine="709"/>
+        <w:rPr>
+          <w:rFonts w:ascii="Times New Roman" w:hAnsi="Times New Roman" w:cs="Times New Roman"/>
+        </w:rPr>
+      </w:pPr>
+      <w:r>
+        <w:rPr>
+          <w:rFonts w:ascii="Times New Roman" w:hAnsi="Times New Roman" w:cs="Times New Roman"/>
+        </w:rPr>
+        <w:t>Следом, одним плавным движением, в люк соскользнул Упырь.</w:t>
+      </w:r>
+    </w:p>
+    <w:p>
+      <w:pPr>
+        <w:ind w:left="-709" w:firstLine="709"/>
+        <w:rPr>
+          <w:rFonts w:ascii="Times New Roman" w:hAnsi="Times New Roman" w:cs="Times New Roman"/>
+        </w:rPr>
+      </w:pPr>
+      <w:r>
+        <w:rPr>
+          <w:rFonts w:ascii="Times New Roman" w:hAnsi="Times New Roman" w:cs="Times New Roman"/>
+        </w:rPr>
+        <w:t>Я бросил последний взгляд вдоль коридора. Красный свет искажал расстояние, но я уже мог различить их — массивные, закованные в черную броню силуэты, заполняющие проход. В их руках были не стандартные винтовки охраны. Что-то более громоздкое, смертоносное.</w:t>
+      </w:r>
+    </w:p>
+    <w:p>
+      <w:pPr>
+        <w:ind w:left="-709" w:firstLine="709"/>
+        <w:rPr>
+          <w:rFonts w:ascii="Times New Roman" w:hAnsi="Times New Roman" w:cs="Times New Roman"/>
+        </w:rPr>
+      </w:pPr>
+      <w:r>
+        <w:rPr>
+          <w:rFonts w:ascii="Times New Roman" w:hAnsi="Times New Roman" w:cs="Times New Roman"/>
+        </w:rPr>
+        <w:t>И я прыгнул.</w:t>
+      </w:r>
+    </w:p>
+    <w:p>
+      <w:pPr>
+        <w:ind w:left="-709" w:firstLine="709"/>
+        <w:rPr>
+          <w:rFonts w:ascii="Times New Roman" w:hAnsi="Times New Roman" w:cs="Times New Roman"/>
+        </w:rPr>
+      </w:pPr>
+      <w:r>
+        <w:rPr>
+          <w:rFonts w:ascii="Times New Roman" w:hAnsi="Times New Roman" w:cs="Times New Roman"/>
+        </w:rPr>
+        <w:t>Полет в абсолютной темноте длился лишь мгновение. Я приземлился на груду каких-то кабелей, мое мертвое тело легко поглотило инерцию. Красный прямоугольник света над головой сузился и исчез, когда Упырь, выполняя мой последний приказ, задвинул вырванную решетку на место.</w:t>
+      </w:r>
+    </w:p>
+    <w:p>
+      <w:pPr>
+        <w:ind w:left="-709" w:firstLine="709"/>
+        <w:rPr>
+          <w:rFonts w:ascii="Times New Roman" w:hAnsi="Times New Roman" w:cs="Times New Roman"/>
+        </w:rPr>
+      </w:pPr>
+      <w:r>
+        <w:rPr>
+          <w:rFonts w:ascii="Times New Roman" w:hAnsi="Times New Roman" w:cs="Times New Roman"/>
+        </w:rPr>
+        <w:t>Мы оказались в кромешной тьме. Сверху доносился приглушенный, но все еще отчетливый топот десятков сапог. Они были прямо над нами.</w:t>
+      </w:r>
+    </w:p>
+    <w:p>
+      <w:pPr>
+        <w:ind w:left="-709" w:firstLine="709"/>
+        <w:rPr>
+          <w:rFonts w:ascii="Times New Roman" w:hAnsi="Times New Roman" w:cs="Times New Roman"/>
+        </w:rPr>
+      </w:pPr>
+      <w:r>
+        <w:rPr>
+          <w:rFonts w:ascii="Times New Roman" w:hAnsi="Times New Roman" w:cs="Times New Roman"/>
+        </w:rPr>
+        <w:lastRenderedPageBreak/>
+        <w:t>Давление на разум ослабло, но не исчезло.</w:t>
+      </w:r>
+    </w:p>
+    <w:p>
+      <w:pPr>
+        <w:ind w:left="-709" w:firstLine="709"/>
+        <w:rPr>
+          <w:rFonts w:ascii="Times New Roman" w:hAnsi="Times New Roman" w:cs="Times New Roman"/>
+          <w:b/>
+          <w:bCs/>
+        </w:rPr>
+      </w:pPr>
+      <w:r>
+        <w:rPr>
+          <w:rFonts w:ascii="Times New Roman" w:hAnsi="Times New Roman" w:cs="Times New Roman"/>
+          <w:b/>
+          <w:bCs/>
+        </w:rPr>
+        <w:t xml:space="preserve">[Воля: </w:t>
+      </w:r>
+      <w:r>
+        <w:rPr>
+          <w:rFonts w:ascii="Times New Roman" w:hAnsi="Times New Roman" w:cs="Times New Roman"/>
+          <w:b/>
+          <w:bCs/>
+        </w:rPr>
+        <w:t>1</w:t>
+      </w:r>
+      <w:r>
+        <w:rPr>
+          <w:rFonts w:ascii="Times New Roman" w:hAnsi="Times New Roman" w:cs="Times New Roman"/>
+          <w:b/>
+          <w:bCs/>
+        </w:rPr>
+        <w:t>7</w:t>
+      </w:r>
+      <w:r>
+        <w:rPr>
+          <w:rFonts w:ascii="Times New Roman" w:hAnsi="Times New Roman" w:cs="Times New Roman"/>
+          <w:b/>
+          <w:bCs/>
+        </w:rPr>
+        <w:t>/37]</w:t>
+      </w:r>
+    </w:p>
+    <w:p>
+      <w:pPr>
+        <w:ind w:left="-709" w:firstLine="709"/>
+        <w:rPr>
+          <w:rFonts w:ascii="Times New Roman" w:hAnsi="Times New Roman" w:cs="Times New Roman"/>
+        </w:rPr>
+      </w:pPr>
+      <w:r>
+        <w:rPr>
+          <w:rFonts w:ascii="Times New Roman" w:hAnsi="Times New Roman" w:cs="Times New Roman"/>
+        </w:rPr>
+        <w:t xml:space="preserve">Сигнал здесь действительно был слабее. Мы выиграли немного времени. Всего лишь немного. </w:t>
+      </w:r>
+    </w:p>
+    <w:p>
+      <w:pPr>
+        <w:ind w:left="-709" w:firstLine="709"/>
+        <w:rPr>
+          <w:rFonts w:ascii="Times New Roman" w:hAnsi="Times New Roman" w:cs="Times New Roman"/>
+        </w:rPr>
+      </w:pPr>
+      <w:r>
+        <w:rPr>
+          <w:rFonts w:ascii="Times New Roman" w:hAnsi="Times New Roman" w:cs="Times New Roman"/>
+        </w:rPr>
+        <w:t xml:space="preserve">Мы оказались в царстве труб и проводов. </w:t>
+      </w:r>
+      <w:proofErr w:type="spellStart"/>
+      <w:r>
+        <w:rPr>
+          <w:rFonts w:ascii="Times New Roman" w:hAnsi="Times New Roman" w:cs="Times New Roman"/>
+        </w:rPr>
+        <w:t>Клаустрофобный</w:t>
+      </w:r>
+      <w:proofErr w:type="spellEnd"/>
+      <w:r>
+        <w:rPr>
+          <w:rFonts w:ascii="Times New Roman" w:hAnsi="Times New Roman" w:cs="Times New Roman"/>
+        </w:rPr>
+        <w:t xml:space="preserve"> лабиринт, где само пространство было враждебно. Воздух, густой и неподвижный, пах сыростью, перегретым металлом и озоном — едким запахом близкого электричества. Сверху, сквозь бетонное перекрытие, доносился приглушенный, но от этого не менее угрожающий ритм — тяжелые шаги инквизиторов, прочесывающих уровень над нами. Иногда к ним добавлялись обрывки гортанных команд, искаженные и неразборчивые.</w:t>
+      </w:r>
+    </w:p>
+    <w:p>
+      <w:pPr>
+        <w:ind w:left="-709" w:firstLine="709"/>
+        <w:rPr>
+          <w:rFonts w:ascii="Times New Roman" w:hAnsi="Times New Roman" w:cs="Times New Roman"/>
+        </w:rPr>
+      </w:pPr>
+      <w:r>
+        <w:rPr>
+          <w:rFonts w:ascii="Times New Roman" w:hAnsi="Times New Roman" w:cs="Times New Roman"/>
+        </w:rPr>
+        <w:t>Я не видел ничего. Тьма здесь была абсолютной, физической. Она давила на глазные яблоки, лишая всякой надежды на адаптацию. Но мне и не нужно было зрение.</w:t>
+      </w:r>
+    </w:p>
+    <w:p>
+      <w:pPr>
+        <w:ind w:left="-709" w:firstLine="709"/>
+        <w:rPr>
+          <w:rFonts w:ascii="Times New Roman" w:hAnsi="Times New Roman" w:cs="Times New Roman"/>
+        </w:rPr>
+      </w:pPr>
+      <w:r>
+        <w:rPr>
+          <w:rFonts w:ascii="Times New Roman" w:hAnsi="Times New Roman" w:cs="Times New Roman"/>
+        </w:rPr>
+        <w:t>Я «подключился» к Упырю.</w:t>
+      </w:r>
+    </w:p>
+    <w:p>
+      <w:pPr>
+        <w:ind w:left="-709" w:firstLine="709"/>
+        <w:rPr>
+          <w:rFonts w:ascii="Times New Roman" w:hAnsi="Times New Roman" w:cs="Times New Roman"/>
+        </w:rPr>
+      </w:pPr>
+      <w:r>
+        <w:rPr>
+          <w:rFonts w:ascii="Times New Roman" w:hAnsi="Times New Roman" w:cs="Times New Roman"/>
+        </w:rPr>
+        <w:t>Мир мгновенно преобразился. Черно-белая, зернистая картинка, идеально четкая в полной темноте, накладывалась на трехмерную карту пространства, построенную на основе звука и обоняния. Я ощущал вибрацию работающего где-то далеко насоса, чувствовал тепло, исходящее от толстой, изолированной трубы справа, улавливал тонкий запах плесени из влажного угла впереди. Я был слеп, но видел все.</w:t>
+      </w:r>
+    </w:p>
+    <w:p>
+      <w:pPr>
+        <w:ind w:left="-709" w:firstLine="709"/>
+        <w:rPr>
+          <w:rFonts w:ascii="Times New Roman" w:hAnsi="Times New Roman" w:cs="Times New Roman"/>
+        </w:rPr>
+      </w:pPr>
+      <w:r>
+        <w:rPr>
+          <w:rFonts w:ascii="Times New Roman" w:hAnsi="Times New Roman" w:cs="Times New Roman"/>
+        </w:rPr>
+        <w:t>Иона, рухнувший на груду кабелей, пытался прийти в себя. Его дыхание было громким, срывающимся. Он был источником шума, слабости, паники. Но сейчас он был необходим.</w:t>
+      </w:r>
+    </w:p>
+    <w:p>
+      <w:pPr>
+        <w:ind w:left="-709" w:firstLine="709"/>
+        <w:rPr>
+          <w:rFonts w:ascii="Times New Roman" w:hAnsi="Times New Roman" w:cs="Times New Roman"/>
+        </w:rPr>
+      </w:pPr>
+      <w:r>
+        <w:rPr>
+          <w:rFonts w:ascii="Times New Roman" w:hAnsi="Times New Roman" w:cs="Times New Roman"/>
+        </w:rPr>
+        <w:t>Я не стал тратить слова. Просто спроецировал намерение, указав на него Упырю. Мой слуга шагнул к нему, и его когтистая лапа легла на плечо техника. Иона замер, его дыхание оборвалось. Он почувствовал прикосновение смерти и затих.</w:t>
+      </w:r>
+    </w:p>
+    <w:p>
+      <w:pPr>
+        <w:ind w:left="-709" w:firstLine="709"/>
+        <w:rPr>
+          <w:rFonts w:ascii="Times New Roman" w:hAnsi="Times New Roman" w:cs="Times New Roman"/>
+          <w:b/>
+          <w:bCs/>
+        </w:rPr>
+      </w:pPr>
+      <w:r>
+        <w:rPr>
+          <w:rFonts w:ascii="Times New Roman" w:hAnsi="Times New Roman" w:cs="Times New Roman"/>
+          <w:b/>
+          <w:bCs/>
+        </w:rPr>
+        <w:t xml:space="preserve">[Воля: </w:t>
+      </w:r>
+      <w:r>
+        <w:rPr>
+          <w:rFonts w:ascii="Times New Roman" w:hAnsi="Times New Roman" w:cs="Times New Roman"/>
+          <w:b/>
+          <w:bCs/>
+        </w:rPr>
+        <w:t>16</w:t>
+      </w:r>
+      <w:r>
+        <w:rPr>
+          <w:rFonts w:ascii="Times New Roman" w:hAnsi="Times New Roman" w:cs="Times New Roman"/>
+          <w:b/>
+          <w:bCs/>
+        </w:rPr>
+        <w:t>/37]</w:t>
+      </w:r>
+    </w:p>
+    <w:p>
+      <w:pPr>
+        <w:ind w:left="-709" w:firstLine="709"/>
+        <w:rPr>
+          <w:rFonts w:ascii="Times New Roman" w:hAnsi="Times New Roman" w:cs="Times New Roman"/>
+        </w:rPr>
+      </w:pPr>
+      <w:r>
+        <w:rPr>
+          <w:rFonts w:ascii="Times New Roman" w:hAnsi="Times New Roman" w:cs="Times New Roman"/>
+        </w:rPr>
+        <w:t>Давление Сети ослабло, но не исчезло. Оно превратилось в постоянный, изматывающий фон, тупую боль в глубине сознания, которая медленно, но верно высасывала мой ресурс. Мы выиграли отсрочку, не спасение.</w:t>
+      </w:r>
+    </w:p>
+    <w:p>
+      <w:pPr>
+        <w:ind w:left="-709" w:firstLine="709"/>
+        <w:rPr>
+          <w:rFonts w:ascii="Times New Roman" w:hAnsi="Times New Roman" w:cs="Times New Roman"/>
+        </w:rPr>
+      </w:pPr>
+      <w:r>
+        <w:rPr>
+          <w:rFonts w:ascii="Times New Roman" w:hAnsi="Times New Roman" w:cs="Times New Roman"/>
+        </w:rPr>
+        <w:t>- Куда дальше?</w:t>
+      </w:r>
+    </w:p>
+    <w:p>
+      <w:pPr>
+        <w:ind w:left="-709" w:firstLine="709"/>
+        <w:rPr>
+          <w:rFonts w:ascii="Times New Roman" w:hAnsi="Times New Roman" w:cs="Times New Roman"/>
+        </w:rPr>
+      </w:pPr>
+      <w:r>
+        <w:rPr>
+          <w:rFonts w:ascii="Times New Roman" w:hAnsi="Times New Roman" w:cs="Times New Roman"/>
+        </w:rPr>
+        <w:t>Иона, преодолев первый шок, понял. Он поднялся, и его страх уступил место лихорадочной сосредоточенности фанатика, выполняющего волю своего божества. Он стал моим навигатором в этом рукотворном аду.</w:t>
+      </w:r>
+      <w:r>
+        <w:rPr>
+          <w:rFonts w:ascii="Times New Roman" w:hAnsi="Times New Roman" w:cs="Times New Roman"/>
+        </w:rPr>
+        <w:t xml:space="preserve"> Откуда-то он достал небольшое устройство и включил на нем слабый фонарик, который осветил технический коридор. </w:t>
+      </w:r>
+    </w:p>
+    <w:p>
+      <w:pPr>
+        <w:ind w:left="-709" w:firstLine="709"/>
+        <w:rPr>
+          <w:rFonts w:ascii="Times New Roman" w:hAnsi="Times New Roman" w:cs="Times New Roman"/>
+        </w:rPr>
+      </w:pPr>
+      <w:r>
+        <w:rPr>
+          <w:rFonts w:ascii="Times New Roman" w:hAnsi="Times New Roman" w:cs="Times New Roman"/>
+        </w:rPr>
+        <w:t>— Сюда, Мастер, — прошептал он, его голос был едва слышен. — Есть старый коллектор… Гегемония запечатала его, но… мы знаем проходы.</w:t>
+      </w:r>
+    </w:p>
+    <w:p>
+      <w:pPr>
+        <w:ind w:left="-709" w:firstLine="709"/>
+        <w:rPr>
+          <w:rFonts w:ascii="Times New Roman" w:hAnsi="Times New Roman" w:cs="Times New Roman"/>
+        </w:rPr>
+      </w:pPr>
+      <w:r>
+        <w:rPr>
+          <w:rFonts w:ascii="Times New Roman" w:hAnsi="Times New Roman" w:cs="Times New Roman"/>
+        </w:rPr>
+        <w:t xml:space="preserve">Началась игра в кошки-мышки. Мы двигались по узким, как щели, проходам, протискиваясь между пучками гудящих кабелей и горячими трубами. Иона шел впереди, указывая на неприметные люки, на проржавевшие лестницы, ведущие еще глубже, на </w:t>
+      </w:r>
+      <w:r>
+        <w:rPr>
+          <w:rFonts w:ascii="Times New Roman" w:hAnsi="Times New Roman" w:cs="Times New Roman"/>
+        </w:rPr>
+        <w:lastRenderedPageBreak/>
+        <w:t>вентиляционные шахты, слишком узкие для человека в броне. Он был живой картой, хранителем тайных троп своего Культа.</w:t>
+      </w:r>
+    </w:p>
+    <w:p>
+      <w:pPr>
+        <w:ind w:left="-709" w:firstLine="709"/>
+        <w:rPr>
+          <w:rFonts w:ascii="Times New Roman" w:hAnsi="Times New Roman" w:cs="Times New Roman"/>
+        </w:rPr>
+      </w:pPr>
+      <w:r>
+        <w:rPr>
+          <w:rFonts w:ascii="Times New Roman" w:hAnsi="Times New Roman" w:cs="Times New Roman"/>
+        </w:rPr>
+        <w:t>Упырь двигался бесшумно, как тень. Он то скользил по полу, то, цепляясь когтями за потолочные коммуникации, перемещался над нами, став идеальным разведчиком. Его чувства были моим периметром безопасности. Через него я слышал, как отряд инквизиции прошел прямо над нашими головами. Я ощущал вибрацию их шагов, и каждый удар сапога о бетон отдавался в моем сознании глухим, тяжелым толчком.</w:t>
+      </w:r>
+    </w:p>
+    <w:p>
+      <w:pPr>
+        <w:ind w:left="-709" w:firstLine="709"/>
+        <w:rPr>
+          <w:rFonts w:ascii="Times New Roman" w:hAnsi="Times New Roman" w:cs="Times New Roman"/>
+          <w:b/>
+          <w:bCs/>
+        </w:rPr>
+      </w:pPr>
+      <w:r>
+        <w:rPr>
+          <w:rFonts w:ascii="Times New Roman" w:hAnsi="Times New Roman" w:cs="Times New Roman"/>
+          <w:b/>
+          <w:bCs/>
+        </w:rPr>
+        <w:t>[Воля: 11/37... 10/37]</w:t>
+      </w:r>
+    </w:p>
+    <w:p>
+      <w:pPr>
+        <w:ind w:left="-709" w:firstLine="709"/>
+        <w:rPr>
+          <w:rFonts w:ascii="Times New Roman" w:hAnsi="Times New Roman" w:cs="Times New Roman"/>
+        </w:rPr>
+      </w:pPr>
+      <w:r>
+        <w:rPr>
+          <w:rFonts w:ascii="Times New Roman" w:hAnsi="Times New Roman" w:cs="Times New Roman"/>
+        </w:rPr>
+        <w:t>Ресурс таял. Медленно, но неотвратимо. Я был раненым зверем, истекающим не кровью, а силой воли.</w:t>
+      </w:r>
+    </w:p>
+    <w:p>
+      <w:pPr>
+        <w:ind w:left="-709" w:firstLine="709"/>
+        <w:rPr>
+          <w:rFonts w:ascii="Times New Roman" w:hAnsi="Times New Roman" w:cs="Times New Roman"/>
+        </w:rPr>
+      </w:pPr>
+      <w:r>
+        <w:rPr>
+          <w:rFonts w:ascii="Times New Roman" w:hAnsi="Times New Roman" w:cs="Times New Roman"/>
+        </w:rPr>
+        <w:t>Мы спустились еще на один уровень ниже. Здесь было холоднее, а запах сырости стал почти невыносимым. С потолка капала вода, и каждый ее шлепок о металл пола в этой тишине звучал как выстрел.</w:t>
+      </w:r>
+    </w:p>
+    <w:p>
+      <w:pPr>
+        <w:ind w:left="-709" w:firstLine="709"/>
+        <w:rPr>
+          <w:rFonts w:ascii="Times New Roman" w:hAnsi="Times New Roman" w:cs="Times New Roman"/>
+        </w:rPr>
+      </w:pPr>
+      <w:r>
+        <w:rPr>
+          <w:rFonts w:ascii="Times New Roman" w:hAnsi="Times New Roman" w:cs="Times New Roman"/>
+        </w:rPr>
+        <w:t>— Перекресток, — прошептал Иона, указывая вперед. — Нам налево. Там должен быть спуск к старым водоотводам.</w:t>
+      </w:r>
+    </w:p>
+    <w:p>
+      <w:pPr>
+        <w:ind w:left="-709" w:firstLine="709"/>
+        <w:rPr>
+          <w:rFonts w:ascii="Times New Roman" w:hAnsi="Times New Roman" w:cs="Times New Roman"/>
+        </w:rPr>
+      </w:pPr>
+      <w:r>
+        <w:rPr>
+          <w:rFonts w:ascii="Times New Roman" w:hAnsi="Times New Roman" w:cs="Times New Roman"/>
+        </w:rPr>
+        <w:t>Упырь, опередив нас на несколько метров, замер на развилке. Через его глаза я увидел коридор, уходящий влево, и другой, уходящий вправо. Пусто. Тихо. Слишком тихо.</w:t>
+      </w:r>
+    </w:p>
+    <w:p>
+      <w:pPr>
+        <w:ind w:left="-709" w:firstLine="709"/>
+        <w:rPr>
+          <w:rFonts w:ascii="Times New Roman" w:hAnsi="Times New Roman" w:cs="Times New Roman"/>
+        </w:rPr>
+      </w:pPr>
+      <w:r>
+        <w:rPr>
+          <w:rFonts w:ascii="Times New Roman" w:hAnsi="Times New Roman" w:cs="Times New Roman"/>
+        </w:rPr>
+        <w:t>И в этот момент из-за правого поворота донесся едва уловимый шорох. Не крыса. Не осыпающаяся ржавчина. Звук трения брони о бетонную стену.</w:t>
+      </w:r>
+    </w:p>
+    <w:p>
+      <w:pPr>
+        <w:ind w:left="-709" w:firstLine="709"/>
+        <w:rPr>
+          <w:rFonts w:ascii="Times New Roman" w:hAnsi="Times New Roman" w:cs="Times New Roman"/>
+        </w:rPr>
+      </w:pPr>
+      <w:r>
+        <w:rPr>
+          <w:rFonts w:ascii="Times New Roman" w:hAnsi="Times New Roman" w:cs="Times New Roman"/>
+        </w:rPr>
+        <w:t>Я мгновенно отдал приказ. Упырь не просто замер. Он слился с темнотой, вжавшись в потолочные балки прямо над перекрестком. Его тело превратилось в еще одну уродливую тень среди сплетения труб и проводов.</w:t>
+      </w:r>
+    </w:p>
+    <w:p>
+      <w:pPr>
+        <w:ind w:left="-709" w:firstLine="709"/>
+        <w:rPr>
+          <w:rFonts w:ascii="Times New Roman" w:hAnsi="Times New Roman" w:cs="Times New Roman"/>
+        </w:rPr>
+      </w:pPr>
+      <w:r>
+        <w:rPr>
+          <w:rFonts w:ascii="Times New Roman" w:hAnsi="Times New Roman" w:cs="Times New Roman"/>
+        </w:rPr>
+        <w:t>Я оттащил Иону назад, в узкий альков за толстым кабельным жгутом, и зажал ему рот рукой. Его глаза расширились от ужаса, но он не сопротивлялся.</w:t>
+      </w:r>
+    </w:p>
+    <w:p>
+      <w:pPr>
+        <w:ind w:left="-709" w:firstLine="709"/>
+        <w:rPr>
+          <w:rFonts w:ascii="Times New Roman" w:hAnsi="Times New Roman" w:cs="Times New Roman"/>
+        </w:rPr>
+      </w:pPr>
+      <w:r>
+        <w:rPr>
+          <w:rFonts w:ascii="Times New Roman" w:hAnsi="Times New Roman" w:cs="Times New Roman"/>
+        </w:rPr>
+        <w:t>Из-за угла показалась фигура.</w:t>
+      </w:r>
+    </w:p>
+    <w:p>
+      <w:pPr>
+        <w:ind w:left="-709" w:firstLine="709"/>
+        <w:rPr>
+          <w:rFonts w:ascii="Times New Roman" w:hAnsi="Times New Roman" w:cs="Times New Roman"/>
+        </w:rPr>
+      </w:pPr>
+      <w:r>
+        <w:rPr>
+          <w:rFonts w:ascii="Times New Roman" w:hAnsi="Times New Roman" w:cs="Times New Roman"/>
+        </w:rPr>
+        <w:t>Одиночный инквизитор.</w:t>
+      </w:r>
+    </w:p>
+    <w:p>
+      <w:pPr>
+        <w:ind w:left="-709" w:firstLine="709"/>
+        <w:rPr>
+          <w:rFonts w:ascii="Times New Roman" w:hAnsi="Times New Roman" w:cs="Times New Roman"/>
+        </w:rPr>
+      </w:pPr>
+      <w:r>
+        <w:rPr>
+          <w:rFonts w:ascii="Times New Roman" w:hAnsi="Times New Roman" w:cs="Times New Roman"/>
+        </w:rPr>
+        <w:t>Он был огромен. Его черная, матовая броня без единого опознавательного знака казалась высеченной из куска застывшей ночи. Она не блестела даже в тех редких отсветах, что падали от аварийных диодов на его снаряжении. Это была не парадная форма охраны, а функциональная, боевая машина для убийства. В руках он держал оружие, которое я видел впервые — короткий, громоздкий импульсный карабин с массивным блоком питания под стволом. Он явно отстал от своего отряда и теперь методично проверял боковые ответвления.</w:t>
+      </w:r>
+    </w:p>
+    <w:p>
+      <w:pPr>
+        <w:ind w:left="-709" w:firstLine="709"/>
+        <w:rPr>
+          <w:rFonts w:ascii="Times New Roman" w:hAnsi="Times New Roman" w:cs="Times New Roman"/>
+        </w:rPr>
+      </w:pPr>
+      <w:r>
+        <w:rPr>
+          <w:rFonts w:ascii="Times New Roman" w:hAnsi="Times New Roman" w:cs="Times New Roman"/>
+        </w:rPr>
+        <w:t>Он двигался медленно, уверенно. Сканер на его шлеме водил из стороны в сторону, испуская невидимые лучи. Он был охотником в своих владениях.</w:t>
+      </w:r>
+    </w:p>
+    <w:p>
+      <w:pPr>
+        <w:ind w:left="-709" w:firstLine="709"/>
+        <w:rPr>
+          <w:rFonts w:ascii="Times New Roman" w:hAnsi="Times New Roman" w:cs="Times New Roman"/>
+        </w:rPr>
+      </w:pPr>
+      <w:r>
+        <w:rPr>
+          <w:rFonts w:ascii="Times New Roman" w:hAnsi="Times New Roman" w:cs="Times New Roman"/>
+        </w:rPr>
+        <w:t>[Воля: 9/37]</w:t>
+      </w:r>
+    </w:p>
+    <w:p>
+      <w:pPr>
+        <w:ind w:left="-709" w:firstLine="709"/>
+        <w:rPr>
+          <w:rFonts w:ascii="Times New Roman" w:hAnsi="Times New Roman" w:cs="Times New Roman"/>
+        </w:rPr>
+      </w:pPr>
+      <w:r>
+        <w:rPr>
+          <w:rFonts w:ascii="Times New Roman" w:hAnsi="Times New Roman" w:cs="Times New Roman"/>
+        </w:rPr>
+        <w:t>Время работало против меня. Если он вызовет подмогу, нам конец.</w:t>
+      </w:r>
+    </w:p>
+    <w:p>
+      <w:pPr>
+        <w:ind w:left="-709" w:firstLine="709"/>
+        <w:rPr>
+          <w:rFonts w:ascii="Times New Roman" w:hAnsi="Times New Roman" w:cs="Times New Roman"/>
+        </w:rPr>
+      </w:pPr>
+      <w:r>
+        <w:rPr>
+          <w:rFonts w:ascii="Times New Roman" w:hAnsi="Times New Roman" w:cs="Times New Roman"/>
+        </w:rPr>
+        <w:lastRenderedPageBreak/>
+        <w:t>Инквизитор сделал шаг на перекресток, прямо под затаившимся Упырем. Он на мгновение остановился, словно что-то почувствовал. Возможно, его сенсоры уловили аномалию. Он начал медленно поднимать голову.</w:t>
+      </w:r>
+    </w:p>
+    <w:p>
+      <w:pPr>
+        <w:ind w:left="-709" w:firstLine="709"/>
+        <w:rPr>
+          <w:rFonts w:ascii="Times New Roman" w:hAnsi="Times New Roman" w:cs="Times New Roman"/>
+        </w:rPr>
+      </w:pPr>
+      <w:r>
+        <w:rPr>
+          <w:rFonts w:ascii="Times New Roman" w:hAnsi="Times New Roman" w:cs="Times New Roman"/>
+        </w:rPr>
+        <w:t>Прежде чем его шлем успел нацелиться на потолок, прежде чем он смог нажать на спуск или кнопку тревоги, я отдал приказ.</w:t>
+      </w:r>
+    </w:p>
+    <w:p>
+      <w:pPr>
+        <w:ind w:left="-709" w:firstLine="709"/>
+        <w:rPr>
+          <w:rFonts w:ascii="Times New Roman" w:hAnsi="Times New Roman" w:cs="Times New Roman"/>
+        </w:rPr>
+      </w:pPr>
+      <w:r>
+        <w:rPr>
+          <w:rFonts w:ascii="Times New Roman" w:hAnsi="Times New Roman" w:cs="Times New Roman"/>
+        </w:rPr>
+        <w:t>«Убить».</w:t>
+      </w:r>
+    </w:p>
+    <w:p>
+      <w:pPr>
+        <w:ind w:left="-709" w:firstLine="709"/>
+        <w:rPr>
+          <w:rFonts w:ascii="Times New Roman" w:hAnsi="Times New Roman" w:cs="Times New Roman"/>
+        </w:rPr>
+      </w:pPr>
+      <w:r>
+        <w:rPr>
+          <w:rFonts w:ascii="Times New Roman" w:hAnsi="Times New Roman" w:cs="Times New Roman"/>
+        </w:rPr>
+        <w:t>Это была не атака. Это была казнь.</w:t>
+      </w:r>
+    </w:p>
+    <w:p>
+      <w:pPr>
+        <w:ind w:left="-709" w:firstLine="709"/>
+        <w:rPr>
+          <w:rFonts w:ascii="Times New Roman" w:hAnsi="Times New Roman" w:cs="Times New Roman"/>
+        </w:rPr>
+      </w:pPr>
+      <w:r>
+        <w:rPr>
+          <w:rFonts w:ascii="Times New Roman" w:hAnsi="Times New Roman" w:cs="Times New Roman"/>
+        </w:rPr>
+        <w:t>Упырь беззвучно сорвался с потолка. Не прыгнул — упал, как камень, превратив гравитацию в оружие. Вся его масса, вся его ярость обрушилась на инквизитора сверху.</w:t>
+      </w:r>
+    </w:p>
+    <w:p>
+      <w:pPr>
+        <w:ind w:left="-709" w:firstLine="709"/>
+        <w:rPr>
+          <w:rFonts w:ascii="Times New Roman" w:hAnsi="Times New Roman" w:cs="Times New Roman"/>
+        </w:rPr>
+      </w:pPr>
+      <w:r>
+        <w:rPr>
+          <w:rFonts w:ascii="Times New Roman" w:hAnsi="Times New Roman" w:cs="Times New Roman"/>
+        </w:rPr>
+        <w:t>Не было ни крика, ни звука выстрела. Лишь короткий, глухой, влажный хруст.</w:t>
+      </w:r>
+    </w:p>
+    <w:p>
+      <w:pPr>
+        <w:ind w:left="-709" w:firstLine="709"/>
+        <w:rPr>
+          <w:rFonts w:ascii="Times New Roman" w:hAnsi="Times New Roman" w:cs="Times New Roman"/>
+        </w:rPr>
+      </w:pPr>
+      <w:r>
+        <w:rPr>
+          <w:rFonts w:ascii="Times New Roman" w:hAnsi="Times New Roman" w:cs="Times New Roman"/>
+        </w:rPr>
+        <w:t>Когтистая лапа размером с блюдце обхватила шлем сзади и сбоку. Движение было нечеловечески быстрым и точным. Оно не было направлено на то, чтобы ранить или оглушить. Оно было направлено на то, чтобы сломать. Шейные позвонки не выдержали чудовищного рывка.</w:t>
+      </w:r>
+    </w:p>
+    <w:p>
+      <w:pPr>
+        <w:ind w:left="-709" w:firstLine="709"/>
+        <w:rPr>
+          <w:rFonts w:ascii="Times New Roman" w:hAnsi="Times New Roman" w:cs="Times New Roman"/>
+        </w:rPr>
+      </w:pPr>
+      <w:r>
+        <w:rPr>
+          <w:rFonts w:ascii="Times New Roman" w:hAnsi="Times New Roman" w:cs="Times New Roman"/>
+        </w:rPr>
+        <w:t>Огромная фигура в броне обмякла, как марионетка с перерезанными нитями, и начала заваливаться на бок. Но Упырь не дал ей упасть и издать лишний шум. Он подхватил тяжелое тело, легко, словно оно ничего не весило, и одним плавным движением утащил его в темный коридор, из которого тот и появился.</w:t>
+      </w:r>
+    </w:p>
+    <w:p>
+      <w:pPr>
+        <w:ind w:left="-709" w:firstLine="709"/>
+        <w:rPr>
+          <w:rFonts w:ascii="Times New Roman" w:hAnsi="Times New Roman" w:cs="Times New Roman"/>
+        </w:rPr>
+      </w:pPr>
+      <w:r>
+        <w:rPr>
+          <w:rFonts w:ascii="Times New Roman" w:hAnsi="Times New Roman" w:cs="Times New Roman"/>
+        </w:rPr>
+        <w:t>Наступила тишина. На бетонном полу не осталось даже капли крови. Лишь едва заметная царапина от брони.</w:t>
+      </w:r>
+    </w:p>
+    <w:p>
+      <w:pPr>
+        <w:ind w:left="-709" w:firstLine="709"/>
+        <w:rPr>
+          <w:rFonts w:ascii="Times New Roman" w:hAnsi="Times New Roman" w:cs="Times New Roman"/>
+        </w:rPr>
+      </w:pPr>
+      <w:r>
+        <w:rPr>
+          <w:rFonts w:ascii="Times New Roman" w:hAnsi="Times New Roman" w:cs="Times New Roman"/>
+        </w:rPr>
+        <w:t>Я отпустил Иону и шагнул на перекресток. Мой слуга уже возвращался из темноты. В его лапе был зажат импульсный карабин. Он протянул его мне.</w:t>
+      </w:r>
+    </w:p>
+    <w:p>
+      <w:pPr>
+        <w:ind w:left="-709" w:firstLine="709"/>
+        <w:rPr>
+          <w:rFonts w:ascii="Times New Roman" w:hAnsi="Times New Roman" w:cs="Times New Roman"/>
+        </w:rPr>
+      </w:pPr>
+      <w:r>
+        <w:rPr>
+          <w:rFonts w:ascii="Times New Roman" w:hAnsi="Times New Roman" w:cs="Times New Roman"/>
+        </w:rPr>
+        <w:t>Я взял оружие. Тяжелое, холодное. Незнакомая технология. Но интуитивно понятная.</w:t>
+      </w:r>
+    </w:p>
+    <w:p>
+      <w:pPr>
+        <w:ind w:left="-709" w:firstLine="709"/>
+        <w:rPr>
+          <w:rFonts w:ascii="Times New Roman" w:hAnsi="Times New Roman" w:cs="Times New Roman"/>
+        </w:rPr>
+      </w:pPr>
+      <w:r>
+        <w:rPr>
+          <w:rFonts w:ascii="Times New Roman" w:hAnsi="Times New Roman" w:cs="Times New Roman"/>
+        </w:rPr>
+        <w:t>[Воля: 8/37]</w:t>
+      </w:r>
+    </w:p>
+    <w:p>
+      <w:pPr>
+        <w:ind w:left="-709" w:firstLine="709"/>
+        <w:rPr>
+          <w:rFonts w:ascii="Times New Roman" w:hAnsi="Times New Roman" w:cs="Times New Roman"/>
+        </w:rPr>
+      </w:pPr>
+      <w:r>
+        <w:rPr>
+          <w:rFonts w:ascii="Times New Roman" w:hAnsi="Times New Roman" w:cs="Times New Roman"/>
+        </w:rPr>
+        <w:t>Я подошел к тому месту, куда Упырь утащил тело. Инквизитор лежал в тени. Его голова была вывернута под неестественным углом. Я впервые видел их так близко. И мой прагматичный разум зафиксировал данные. Они были сильны, хорошо оснащены, и они были здесь, внизу. Это не была паническая облава. Это была спланированная, глубокая зачистка. Они знали, куда нужно смотреть.</w:t>
+      </w:r>
+    </w:p>
+    <w:p>
+      <w:pPr>
+        <w:ind w:left="-709" w:firstLine="709"/>
+        <w:rPr>
+          <w:rFonts w:ascii="Times New Roman" w:hAnsi="Times New Roman" w:cs="Times New Roman"/>
+        </w:rPr>
+      </w:pPr>
+      <w:r>
+        <w:rPr>
+          <w:rFonts w:ascii="Times New Roman" w:hAnsi="Times New Roman" w:cs="Times New Roman"/>
+        </w:rPr>
+        <w:t>Уровень угрозы только что был пересмотрен. Это были не просто солдаты. Это были профессиональные охотники на таких, как я. И один из них теперь мертв.</w:t>
+      </w:r>
+    </w:p>
+    <w:p>
+      <w:pPr>
+        <w:ind w:left="-709" w:firstLine="709"/>
+        <w:rPr>
+          <w:rFonts w:ascii="Times New Roman" w:hAnsi="Times New Roman" w:cs="Times New Roman"/>
+        </w:rPr>
+      </w:pPr>
+      <w:r>
+        <w:rPr>
+          <w:rFonts w:ascii="Times New Roman" w:hAnsi="Times New Roman" w:cs="Times New Roman"/>
+        </w:rPr>
+        <w:t>Я не чувствовал ничего. Ни триумфа, ни страха. Лишь холодный анализ. Мы убрали одного. Но где-то рядом были остальные. И они скоро хватятся своего бойца.</w:t>
+      </w:r>
+    </w:p>
+    <w:p>
+      <w:pPr>
+        <w:ind w:left="-709" w:firstLine="709"/>
+        <w:rPr>
+          <w:rFonts w:ascii="Times New Roman" w:hAnsi="Times New Roman" w:cs="Times New Roman"/>
+        </w:rPr>
+      </w:pPr>
+      <w:r>
+        <w:rPr>
+          <w:rFonts w:ascii="Times New Roman" w:hAnsi="Times New Roman" w:cs="Times New Roman"/>
+        </w:rPr>
+        <w:t>«Ешь», — приказал я Упырю, указывая на тело.</w:t>
+      </w:r>
+    </w:p>
+    <w:p>
+      <w:pPr>
+        <w:ind w:left="-709" w:firstLine="709"/>
+        <w:rPr>
+          <w:rFonts w:ascii="Times New Roman" w:hAnsi="Times New Roman" w:cs="Times New Roman"/>
+        </w:rPr>
+      </w:pPr>
+      <w:r>
+        <w:rPr>
+          <w:rFonts w:ascii="Times New Roman" w:hAnsi="Times New Roman" w:cs="Times New Roman"/>
+        </w:rPr>
+        <w:t>Нельзя оставлять улики. А голодный хищник — опасный хищник.</w:t>
+      </w:r>
+    </w:p>
+    <w:p>
+      <w:pPr>
+        <w:ind w:left="-709" w:firstLine="709"/>
+        <w:rPr>
+          <w:rFonts w:ascii="Times New Roman" w:hAnsi="Times New Roman" w:cs="Times New Roman"/>
+        </w:rPr>
+      </w:pPr>
+      <w:r>
+        <w:rPr>
+          <w:rFonts w:ascii="Times New Roman" w:hAnsi="Times New Roman" w:cs="Times New Roman"/>
+        </w:rPr>
+        <w:t>Пока мой слуга с утробным урчанием принялся за работу, я проверял карабин.</w:t>
+      </w:r>
+    </w:p>
+    <w:p>
+      <w:pPr>
+        <w:ind w:left="-709" w:firstLine="709"/>
+        <w:rPr>
+          <w:rFonts w:ascii="Times New Roman" w:hAnsi="Times New Roman" w:cs="Times New Roman"/>
+        </w:rPr>
+      </w:pPr>
+      <w:r>
+        <w:rPr>
+          <w:rFonts w:ascii="Times New Roman" w:hAnsi="Times New Roman" w:cs="Times New Roman"/>
+        </w:rPr>
+        <w:lastRenderedPageBreak/>
+        <w:t xml:space="preserve">[Импульсный карабин "Палач" </w:t>
+      </w:r>
+      <w:proofErr w:type="spellStart"/>
+      <w:r>
+        <w:rPr>
+          <w:rFonts w:ascii="Times New Roman" w:hAnsi="Times New Roman" w:cs="Times New Roman"/>
+        </w:rPr>
+        <w:t>Мк</w:t>
+      </w:r>
+      <w:proofErr w:type="spellEnd"/>
+      <w:r>
+        <w:rPr>
+          <w:rFonts w:ascii="Times New Roman" w:hAnsi="Times New Roman" w:cs="Times New Roman"/>
+        </w:rPr>
+        <w:t>-II. Зарядов: 20/20]</w:t>
+      </w:r>
+    </w:p>
+    <w:p>
+      <w:pPr>
+        <w:ind w:left="-709" w:firstLine="709"/>
+        <w:rPr>
+          <w:rFonts w:ascii="Times New Roman" w:hAnsi="Times New Roman" w:cs="Times New Roman"/>
+        </w:rPr>
+      </w:pPr>
+      <w:r>
+        <w:rPr>
+          <w:rFonts w:ascii="Times New Roman" w:hAnsi="Times New Roman" w:cs="Times New Roman"/>
+        </w:rPr>
+        <w:t>Полный боекомплект. Ценный трофей.</w:t>
+      </w:r>
+    </w:p>
+    <w:p>
+      <w:pPr>
+        <w:ind w:left="-709" w:firstLine="709"/>
+        <w:rPr>
+          <w:rFonts w:ascii="Times New Roman" w:hAnsi="Times New Roman" w:cs="Times New Roman"/>
+        </w:rPr>
+      </w:pPr>
+      <w:r>
+        <w:rPr>
+          <w:rFonts w:ascii="Times New Roman" w:hAnsi="Times New Roman" w:cs="Times New Roman"/>
+        </w:rPr>
+        <w:t>Я закинул оружие за спину. Игра в кошки-мышки закончилась. Теперь началась охота. И было совершенно неясно, кто из нас охотник, а кто — дичь.</w:t>
+      </w:r>
+    </w:p>
+    <w:p>
+      <w:pPr>
+        <w:ind w:left="-709" w:firstLine="709"/>
+        <w:rPr>
+          <w:rFonts w:ascii="Times New Roman" w:hAnsi="Times New Roman" w:cs="Times New Roman"/>
+        </w:rPr>
+      </w:pPr>
+      <w:r>
+        <w:rPr>
+          <w:rFonts w:ascii="Times New Roman" w:hAnsi="Times New Roman" w:cs="Times New Roman"/>
+        </w:rPr>
+        <w:t xml:space="preserve">Путь к </w:t>
+      </w:r>
+      <w:proofErr w:type="spellStart"/>
+      <w:r>
+        <w:rPr>
+          <w:rFonts w:ascii="Times New Roman" w:hAnsi="Times New Roman" w:cs="Times New Roman"/>
+        </w:rPr>
+        <w:t>умбролитовым</w:t>
+      </w:r>
+      <w:proofErr w:type="spellEnd"/>
+      <w:r>
+        <w:rPr>
+          <w:rFonts w:ascii="Times New Roman" w:hAnsi="Times New Roman" w:cs="Times New Roman"/>
+        </w:rPr>
+        <w:t xml:space="preserve"> шахтам лежал через зону предварительной обработки. Место, где конвейерная лента смерти никогда не останавливалась. Здесь трупы, доставленные с верхних уровней, проходили первичную сортировку перед тем, как их отправят в консервационные чаны. И здесь работали не только механизмы.</w:t>
+      </w:r>
+    </w:p>
+    <w:p>
+      <w:pPr>
+        <w:ind w:left="-709" w:firstLine="709"/>
+        <w:rPr>
+          <w:rFonts w:ascii="Times New Roman" w:hAnsi="Times New Roman" w:cs="Times New Roman"/>
+        </w:rPr>
+      </w:pPr>
+      <w:r>
+        <w:rPr>
+          <w:rFonts w:ascii="Times New Roman" w:hAnsi="Times New Roman" w:cs="Times New Roman"/>
+        </w:rPr>
+        <w:t>Иона вел нас по темным техническим коридорам, обходя основные магистрали. Но впереди, за углом, слышались голоса. Резкие, гортанные команды. И щелчки электрошоковых погонял.</w:t>
+      </w:r>
+    </w:p>
+    <w:p>
+      <w:pPr>
+        <w:ind w:left="-709" w:firstLine="709"/>
+        <w:rPr>
+          <w:rFonts w:ascii="Times New Roman" w:hAnsi="Times New Roman" w:cs="Times New Roman"/>
+        </w:rPr>
+      </w:pPr>
+      <w:r>
+        <w:rPr>
+          <w:rFonts w:ascii="Times New Roman" w:hAnsi="Times New Roman" w:cs="Times New Roman"/>
+        </w:rPr>
+        <w:t>— Погонщики, — прошептал Иона, его голос дрожал. — Они сгоняют мертвецов на ручную перегрузку. Нам не пройти незамеченными.</w:t>
+      </w:r>
+    </w:p>
+    <w:p>
+      <w:pPr>
+        <w:ind w:left="-709" w:firstLine="709"/>
+        <w:rPr>
+          <w:rFonts w:ascii="Times New Roman" w:hAnsi="Times New Roman" w:cs="Times New Roman"/>
+        </w:rPr>
+      </w:pPr>
+      <w:r>
+        <w:rPr>
+          <w:rFonts w:ascii="Times New Roman" w:hAnsi="Times New Roman" w:cs="Times New Roman"/>
+        </w:rPr>
+        <w:t>Я заглянул за угол, используя зрение Упыря. Просторный зал, тускло освещенный рабочими лампами. Десятки Контролируемых Мертвецов, бездумно перетаскивающих тела с одной платформы на другую. И среди них — трое живых. Трое погонщиков в грязных робах, с погонялами наперевес. Они были преградой.</w:t>
+      </w:r>
+    </w:p>
+    <w:p>
+      <w:pPr>
+        <w:ind w:left="-709" w:firstLine="709"/>
+        <w:rPr>
+          <w:rFonts w:ascii="Times New Roman" w:hAnsi="Times New Roman" w:cs="Times New Roman"/>
+        </w:rPr>
+      </w:pPr>
+      <w:r>
+        <w:rPr>
+          <w:rFonts w:ascii="Times New Roman" w:hAnsi="Times New Roman" w:cs="Times New Roman"/>
+        </w:rPr>
+        <w:t>Прямая атака — шум. Шум — это смерть. Нужен был хаос. Отвлекающий маневр.</w:t>
+      </w:r>
+    </w:p>
+    <w:p>
+      <w:pPr>
+        <w:ind w:left="-709" w:firstLine="709"/>
+        <w:rPr>
+          <w:rFonts w:ascii="Times New Roman" w:hAnsi="Times New Roman" w:cs="Times New Roman"/>
+        </w:rPr>
+      </w:pPr>
+      <w:r>
+        <w:rPr>
+          <w:rFonts w:ascii="Times New Roman" w:hAnsi="Times New Roman" w:cs="Times New Roman"/>
+        </w:rPr>
+        <w:t>Мой взгляд скользнул по мертвецам. Они были подключены к Сети, но сигнал здесь, внизу, был слабее. Уязвимее. Я сосредоточился на одном из них, самом дальнем от погонщиков. Моя Воля, как игла, нащупала его канал управления — тонкую, едва вибрирующую нить. И я дернул. Не пытаясь перехватить контроль, а просто внося помеху. Короткий, резкий импульс искаженных данных.</w:t>
+      </w:r>
+    </w:p>
+    <w:p>
+      <w:pPr>
+        <w:ind w:left="-709" w:firstLine="709"/>
+        <w:rPr>
+          <w:rFonts w:ascii="Times New Roman" w:hAnsi="Times New Roman" w:cs="Times New Roman"/>
+        </w:rPr>
+      </w:pPr>
+      <w:r>
+        <w:rPr>
+          <w:rFonts w:ascii="Times New Roman" w:hAnsi="Times New Roman" w:cs="Times New Roman"/>
+        </w:rPr>
+        <w:t>[Затрата Воли: 2]</w:t>
+      </w:r>
+    </w:p>
+    <w:p>
+      <w:pPr>
+        <w:ind w:left="-709" w:firstLine="709"/>
+        <w:rPr>
+          <w:rFonts w:ascii="Times New Roman" w:hAnsi="Times New Roman" w:cs="Times New Roman"/>
+        </w:rPr>
+      </w:pPr>
+      <w:r>
+        <w:rPr>
+          <w:rFonts w:ascii="Times New Roman" w:hAnsi="Times New Roman" w:cs="Times New Roman"/>
+        </w:rPr>
+        <w:t>Мертвец, несший труп, замер на полсекунды. Затем его движения стали дерганными, неровными. Он разжал руки. Тело с глухим шлепком рухнуло на пол.</w:t>
+      </w:r>
+    </w:p>
+    <w:p>
+      <w:pPr>
+        <w:ind w:left="-709" w:firstLine="709"/>
+        <w:rPr>
+          <w:rFonts w:ascii="Times New Roman" w:hAnsi="Times New Roman" w:cs="Times New Roman"/>
+        </w:rPr>
+      </w:pPr>
+      <w:r>
+        <w:rPr>
+          <w:rFonts w:ascii="Times New Roman" w:hAnsi="Times New Roman" w:cs="Times New Roman"/>
+        </w:rPr>
+        <w:t>— Эй! Какого хрена?! — крикнул один из погонщиков, заметив сбой. — Опять помехи в секторе!</w:t>
+      </w:r>
+    </w:p>
+    <w:p>
+      <w:pPr>
+        <w:ind w:left="-709" w:firstLine="709"/>
+        <w:rPr>
+          <w:rFonts w:ascii="Times New Roman" w:hAnsi="Times New Roman" w:cs="Times New Roman"/>
+        </w:rPr>
+      </w:pPr>
+      <w:r>
+        <w:rPr>
+          <w:rFonts w:ascii="Times New Roman" w:hAnsi="Times New Roman" w:cs="Times New Roman"/>
+        </w:rPr>
+        <w:t xml:space="preserve">Он направился к «сломанному» юниту, раздраженно щелкая </w:t>
+      </w:r>
+      <w:proofErr w:type="spellStart"/>
+      <w:r>
+        <w:rPr>
+          <w:rFonts w:ascii="Times New Roman" w:hAnsi="Times New Roman" w:cs="Times New Roman"/>
+        </w:rPr>
+        <w:t>погонялом</w:t>
+      </w:r>
+      <w:proofErr w:type="spellEnd"/>
+      <w:r>
+        <w:rPr>
+          <w:rFonts w:ascii="Times New Roman" w:hAnsi="Times New Roman" w:cs="Times New Roman"/>
+        </w:rPr>
+        <w:t>.</w:t>
+      </w:r>
+    </w:p>
+    <w:p>
+      <w:pPr>
+        <w:ind w:left="-709" w:firstLine="709"/>
+        <w:rPr>
+          <w:rFonts w:ascii="Times New Roman" w:hAnsi="Times New Roman" w:cs="Times New Roman"/>
+        </w:rPr>
+      </w:pPr>
+      <w:r>
+        <w:rPr>
+          <w:rFonts w:ascii="Times New Roman" w:hAnsi="Times New Roman" w:cs="Times New Roman"/>
+        </w:rPr>
+        <w:t>Этого было мало. Я выбрал еще двух мертвецов, ближайших к другому погонщику, и повторил трюк. Один из них начал биться головой о стену с монотонным, глухим стуком. Второй просто остановился, перегородив проход.</w:t>
+      </w:r>
+    </w:p>
+    <w:p>
+      <w:pPr>
+        <w:ind w:left="-709" w:firstLine="709"/>
+        <w:rPr>
+          <w:rFonts w:ascii="Times New Roman" w:hAnsi="Times New Roman" w:cs="Times New Roman"/>
+        </w:rPr>
+      </w:pPr>
+      <w:r>
+        <w:rPr>
+          <w:rFonts w:ascii="Times New Roman" w:hAnsi="Times New Roman" w:cs="Times New Roman"/>
+        </w:rPr>
+        <w:t>Начался именно тот хаос, на который я рассчитывал. Двое погонщиков были заняты, пытаясь восстановить порядок. Третий, оставшийся у пульта управления, с руганью смотрел на мониторы. Они были отвлечены.</w:t>
+      </w:r>
+    </w:p>
+    <w:p>
+      <w:pPr>
+        <w:ind w:left="-709" w:firstLine="709"/>
+        <w:rPr>
+          <w:rFonts w:ascii="Times New Roman" w:hAnsi="Times New Roman" w:cs="Times New Roman"/>
+        </w:rPr>
+      </w:pPr>
+      <w:r>
+        <w:rPr>
+          <w:rFonts w:ascii="Times New Roman" w:hAnsi="Times New Roman" w:cs="Times New Roman"/>
+        </w:rPr>
+        <w:t>«Убить», — мысленный приказ Упырю.</w:t>
+      </w:r>
+    </w:p>
+    <w:p>
+      <w:pPr>
+        <w:ind w:left="-709" w:firstLine="709"/>
+        <w:rPr>
+          <w:rFonts w:ascii="Times New Roman" w:hAnsi="Times New Roman" w:cs="Times New Roman"/>
+        </w:rPr>
+      </w:pPr>
+      <w:r>
+        <w:rPr>
+          <w:rFonts w:ascii="Times New Roman" w:hAnsi="Times New Roman" w:cs="Times New Roman"/>
+        </w:rPr>
+        <w:lastRenderedPageBreak/>
+        <w:t>Мой слуга скользнул вдоль стены, его черная фигура сливалась с тенями. Он двигался с текучей грацией хищника, который уже выбрал жертву.</w:t>
+      </w:r>
+    </w:p>
+    <w:p>
+      <w:pPr>
+        <w:ind w:left="-709" w:firstLine="709"/>
+        <w:rPr>
+          <w:rFonts w:ascii="Times New Roman" w:hAnsi="Times New Roman" w:cs="Times New Roman"/>
+        </w:rPr>
+      </w:pPr>
+      <w:r>
+        <w:rPr>
+          <w:rFonts w:ascii="Times New Roman" w:hAnsi="Times New Roman" w:cs="Times New Roman"/>
+        </w:rPr>
+        <w:t>Первым был тот, что у пульта. Он даже не успел обернуться. Когтистая лапа накрыла его голову, и раздался короткий, сухой треск. Упырь не стал ждать, пока тело упадет. В следующее мгновение он уже был за спиной второго погонщика, который пытался оттащить мертвеца от стены. Та же участь. Тот же звук.</w:t>
+      </w:r>
+    </w:p>
+    <w:p>
+      <w:pPr>
+        <w:ind w:left="-709" w:firstLine="709"/>
+        <w:rPr>
+          <w:rFonts w:ascii="Times New Roman" w:hAnsi="Times New Roman" w:cs="Times New Roman"/>
+        </w:rPr>
+      </w:pPr>
+      <w:r>
+        <w:rPr>
+          <w:rFonts w:ascii="Times New Roman" w:hAnsi="Times New Roman" w:cs="Times New Roman"/>
+        </w:rPr>
+        <w:t>Третий обернулся на шум, его лицо исказилось от ужаса. Он увидел Упыря — сгусток мрака и когтей, возвышающийся над трупом его напарника. Он открыл рот, чтобы закричать.</w:t>
+      </w:r>
+    </w:p>
+    <w:p>
+      <w:pPr>
+        <w:ind w:left="-709" w:firstLine="709"/>
+        <w:rPr>
+          <w:rFonts w:ascii="Times New Roman" w:hAnsi="Times New Roman" w:cs="Times New Roman"/>
+        </w:rPr>
+      </w:pPr>
+      <w:r>
+        <w:rPr>
+          <w:rFonts w:ascii="Times New Roman" w:hAnsi="Times New Roman" w:cs="Times New Roman"/>
+        </w:rPr>
+        <w:t>Но Упырь был быстрее. Он не побежал. Он прыгнул. Расстояние в десять метров он преодолел за долю секунды. Крик так и не родился, захлебнувшись в крови, когда когти вспороли горло погонщика от уха до уха.</w:t>
+      </w:r>
+    </w:p>
+    <w:p>
+      <w:pPr>
+        <w:ind w:left="-709" w:firstLine="709"/>
+        <w:rPr>
+          <w:rFonts w:ascii="Times New Roman" w:hAnsi="Times New Roman" w:cs="Times New Roman"/>
+        </w:rPr>
+      </w:pPr>
+      <w:r>
+        <w:rPr>
+          <w:rFonts w:ascii="Times New Roman" w:hAnsi="Times New Roman" w:cs="Times New Roman"/>
+        </w:rPr>
+        <w:t>Три трупа. Не больше десяти секунд.</w:t>
+      </w:r>
+    </w:p>
+    <w:p>
+      <w:pPr>
+        <w:ind w:left="-709" w:firstLine="709"/>
+        <w:rPr>
+          <w:rFonts w:ascii="Times New Roman" w:hAnsi="Times New Roman" w:cs="Times New Roman"/>
+        </w:rPr>
+      </w:pPr>
+      <w:r>
+        <w:rPr>
+          <w:rFonts w:ascii="Times New Roman" w:hAnsi="Times New Roman" w:cs="Times New Roman"/>
+        </w:rPr>
+        <w:t>[ВНИМАНИЕ! Убийство разумного существа зарегистрировано!]</w:t>
+      </w:r>
+    </w:p>
+    <w:p>
+      <w:pPr>
+        <w:ind w:left="-709" w:firstLine="709"/>
+        <w:rPr>
+          <w:rFonts w:ascii="Times New Roman" w:hAnsi="Times New Roman" w:cs="Times New Roman"/>
+        </w:rPr>
+      </w:pPr>
+      <w:proofErr w:type="gramStart"/>
+      <w:r>
+        <w:rPr>
+          <w:rFonts w:ascii="Times New Roman" w:hAnsi="Times New Roman" w:cs="Times New Roman"/>
+        </w:rPr>
+        <w:t>[</w:t>
+      </w:r>
+      <w:proofErr w:type="gramEnd"/>
+      <w:r>
+        <w:rPr>
+          <w:rFonts w:ascii="Times New Roman" w:hAnsi="Times New Roman" w:cs="Times New Roman"/>
+        </w:rPr>
+        <w:t xml:space="preserve">Сбор Урожая успешен. Получено </w:t>
+      </w:r>
+      <w:proofErr w:type="spellStart"/>
+      <w:r>
+        <w:rPr>
+          <w:rFonts w:ascii="Times New Roman" w:hAnsi="Times New Roman" w:cs="Times New Roman"/>
+        </w:rPr>
+        <w:t>Некроэнергии</w:t>
+      </w:r>
+      <w:proofErr w:type="spellEnd"/>
+      <w:r>
+        <w:rPr>
+          <w:rFonts w:ascii="Times New Roman" w:hAnsi="Times New Roman" w:cs="Times New Roman"/>
+        </w:rPr>
+        <w:t>: 89 ед.]</w:t>
+      </w:r>
+    </w:p>
+    <w:p>
+      <w:pPr>
+        <w:ind w:left="-709" w:firstLine="709"/>
+        <w:rPr>
+          <w:rFonts w:ascii="Times New Roman" w:hAnsi="Times New Roman" w:cs="Times New Roman"/>
+        </w:rPr>
+      </w:pPr>
+      <w:proofErr w:type="gramStart"/>
+      <w:r>
+        <w:rPr>
+          <w:rFonts w:ascii="Times New Roman" w:hAnsi="Times New Roman" w:cs="Times New Roman"/>
+        </w:rPr>
+        <w:t>[</w:t>
+      </w:r>
+      <w:proofErr w:type="gramEnd"/>
+      <w:r>
+        <w:rPr>
+          <w:rFonts w:ascii="Times New Roman" w:hAnsi="Times New Roman" w:cs="Times New Roman"/>
+        </w:rPr>
+        <w:t>ВНИМАНИЕ! Убийство разумного существа зарегистрировано!]</w:t>
+      </w:r>
+    </w:p>
+    <w:p>
+      <w:pPr>
+        <w:ind w:left="-709" w:firstLine="709"/>
+        <w:rPr>
+          <w:rFonts w:ascii="Times New Roman" w:hAnsi="Times New Roman" w:cs="Times New Roman"/>
+        </w:rPr>
+      </w:pPr>
+      <w:proofErr w:type="gramStart"/>
+      <w:r>
+        <w:rPr>
+          <w:rFonts w:ascii="Times New Roman" w:hAnsi="Times New Roman" w:cs="Times New Roman"/>
+        </w:rPr>
+        <w:t>[</w:t>
+      </w:r>
+      <w:proofErr w:type="gramEnd"/>
+      <w:r>
+        <w:rPr>
+          <w:rFonts w:ascii="Times New Roman" w:hAnsi="Times New Roman" w:cs="Times New Roman"/>
+        </w:rPr>
+        <w:t xml:space="preserve">Сбор Урожая успешен. Получено </w:t>
+      </w:r>
+      <w:proofErr w:type="spellStart"/>
+      <w:r>
+        <w:rPr>
+          <w:rFonts w:ascii="Times New Roman" w:hAnsi="Times New Roman" w:cs="Times New Roman"/>
+        </w:rPr>
+        <w:t>Некроэнергии</w:t>
+      </w:r>
+      <w:proofErr w:type="spellEnd"/>
+      <w:r>
+        <w:rPr>
+          <w:rFonts w:ascii="Times New Roman" w:hAnsi="Times New Roman" w:cs="Times New Roman"/>
+        </w:rPr>
+        <w:t>: 104 ед.]</w:t>
+      </w:r>
+    </w:p>
+    <w:p>
+      <w:pPr>
+        <w:ind w:left="-709" w:firstLine="709"/>
+        <w:rPr>
+          <w:rFonts w:ascii="Times New Roman" w:hAnsi="Times New Roman" w:cs="Times New Roman"/>
+        </w:rPr>
+      </w:pPr>
+      <w:proofErr w:type="gramStart"/>
+      <w:r>
+        <w:rPr>
+          <w:rFonts w:ascii="Times New Roman" w:hAnsi="Times New Roman" w:cs="Times New Roman"/>
+        </w:rPr>
+        <w:t>[</w:t>
+      </w:r>
+      <w:proofErr w:type="gramEnd"/>
+      <w:r>
+        <w:rPr>
+          <w:rFonts w:ascii="Times New Roman" w:hAnsi="Times New Roman" w:cs="Times New Roman"/>
+        </w:rPr>
+        <w:t>ВНИМАНИЕ! Убийство разумного существа зарегистрировано!]</w:t>
+      </w:r>
+    </w:p>
+    <w:p>
+      <w:pPr>
+        <w:ind w:left="-709" w:firstLine="709"/>
+        <w:rPr>
+          <w:rFonts w:ascii="Times New Roman" w:hAnsi="Times New Roman" w:cs="Times New Roman"/>
+        </w:rPr>
+      </w:pPr>
+      <w:proofErr w:type="gramStart"/>
+      <w:r>
+        <w:rPr>
+          <w:rFonts w:ascii="Times New Roman" w:hAnsi="Times New Roman" w:cs="Times New Roman"/>
+        </w:rPr>
+        <w:t>[</w:t>
+      </w:r>
+      <w:proofErr w:type="gramEnd"/>
+      <w:r>
+        <w:rPr>
+          <w:rFonts w:ascii="Times New Roman" w:hAnsi="Times New Roman" w:cs="Times New Roman"/>
+        </w:rPr>
+        <w:t xml:space="preserve">Сбор Урожая успешен. Получено </w:t>
+      </w:r>
+      <w:proofErr w:type="spellStart"/>
+      <w:r>
+        <w:rPr>
+          <w:rFonts w:ascii="Times New Roman" w:hAnsi="Times New Roman" w:cs="Times New Roman"/>
+        </w:rPr>
+        <w:t>Некроэнергии</w:t>
+      </w:r>
+      <w:proofErr w:type="spellEnd"/>
+      <w:r>
+        <w:rPr>
+          <w:rFonts w:ascii="Times New Roman" w:hAnsi="Times New Roman" w:cs="Times New Roman"/>
+        </w:rPr>
+        <w:t>: 95 ед.]</w:t>
+      </w:r>
+    </w:p>
+    <w:p>
+      <w:pPr>
+        <w:ind w:left="-709" w:firstLine="709"/>
+        <w:rPr>
+          <w:rFonts w:ascii="Times New Roman" w:hAnsi="Times New Roman" w:cs="Times New Roman"/>
+        </w:rPr>
+      </w:pPr>
+      <w:r>
+        <w:rPr>
+          <w:rFonts w:ascii="Times New Roman" w:hAnsi="Times New Roman" w:cs="Times New Roman"/>
+        </w:rPr>
+        <w:t>[НЕ: 2919/6000]</w:t>
+      </w:r>
+    </w:p>
+    <w:p>
+      <w:pPr>
+        <w:ind w:left="-709" w:firstLine="709"/>
+        <w:rPr>
+          <w:rFonts w:ascii="Times New Roman" w:hAnsi="Times New Roman" w:cs="Times New Roman"/>
+        </w:rPr>
+      </w:pPr>
+      <w:r>
+        <w:rPr>
+          <w:rFonts w:ascii="Times New Roman" w:hAnsi="Times New Roman" w:cs="Times New Roman"/>
+        </w:rPr>
+        <w:t xml:space="preserve">— Сюда, — Иона вывел меня из ступора, указывая на массивную </w:t>
+      </w:r>
+      <w:proofErr w:type="spellStart"/>
+      <w:r>
+        <w:rPr>
+          <w:rFonts w:ascii="Times New Roman" w:hAnsi="Times New Roman" w:cs="Times New Roman"/>
+        </w:rPr>
+        <w:t>гермодверь</w:t>
+      </w:r>
+      <w:proofErr w:type="spellEnd"/>
+      <w:r>
+        <w:rPr>
+          <w:rFonts w:ascii="Times New Roman" w:hAnsi="Times New Roman" w:cs="Times New Roman"/>
+        </w:rPr>
+        <w:t xml:space="preserve"> в дальнем конце зала. — Это вход в старую шахту.</w:t>
+      </w:r>
+    </w:p>
+    <w:p>
+      <w:pPr>
+        <w:ind w:left="-709" w:firstLine="709"/>
+        <w:rPr>
+          <w:rFonts w:ascii="Times New Roman" w:hAnsi="Times New Roman" w:cs="Times New Roman"/>
+        </w:rPr>
+      </w:pPr>
+      <w:r>
+        <w:rPr>
+          <w:rFonts w:ascii="Times New Roman" w:hAnsi="Times New Roman" w:cs="Times New Roman"/>
+        </w:rPr>
+        <w:t>Мы пересекли зал, ступая между застывшими мертвецами и свежими трупами. Иона подошел к стене рядом с дверью и нажал на неприметную панель, скрытую за пучком кабелей. Раздалось шипение гидравлики, и огромный стальной круг с натужным скрежетом начал отъезжать в сторону, открывая проход в абсолютную темноту.</w:t>
+      </w:r>
+    </w:p>
+    <w:p>
+      <w:pPr>
+        <w:ind w:left="-709" w:firstLine="709"/>
+        <w:rPr>
+          <w:rFonts w:ascii="Times New Roman" w:hAnsi="Times New Roman" w:cs="Times New Roman"/>
+        </w:rPr>
+      </w:pPr>
+      <w:r>
+        <w:rPr>
+          <w:rFonts w:ascii="Times New Roman" w:hAnsi="Times New Roman" w:cs="Times New Roman"/>
+        </w:rPr>
+        <w:t>Как только мы шагнули внутрь, я почувствовал это.</w:t>
+      </w:r>
+    </w:p>
+    <w:p>
+      <w:pPr>
+        <w:ind w:left="-709" w:firstLine="709"/>
+        <w:rPr>
+          <w:rFonts w:ascii="Times New Roman" w:hAnsi="Times New Roman" w:cs="Times New Roman"/>
+        </w:rPr>
+      </w:pPr>
+      <w:r>
+        <w:rPr>
+          <w:rFonts w:ascii="Times New Roman" w:hAnsi="Times New Roman" w:cs="Times New Roman"/>
+        </w:rPr>
+        <w:t>Давление, которое тисками сжимало мое сознание, исчезло. Не ослабло — исчезло. Словно перерезали невидимую нить, державшую меня в напряжении.</w:t>
+      </w:r>
+    </w:p>
+    <w:p>
+      <w:pPr>
+        <w:ind w:left="-709" w:firstLine="709"/>
+        <w:rPr>
+          <w:rFonts w:ascii="Times New Roman" w:hAnsi="Times New Roman" w:cs="Times New Roman"/>
+        </w:rPr>
+      </w:pPr>
+      <w:r>
+        <w:rPr>
+          <w:rFonts w:ascii="Times New Roman" w:hAnsi="Times New Roman" w:cs="Times New Roman"/>
+        </w:rPr>
+        <w:t>[ВНИМАНИЕ! ОБНАРУЖЕНА ЗОНА ЭКРАНИРОВАНИЯ СИГНАЛА СЕТИ (УМБРОЛИТОВОЕ ИЗЛУЧЕНИЕ).]</w:t>
+      </w:r>
+    </w:p>
+    <w:p>
+      <w:pPr>
+        <w:ind w:left="-709" w:firstLine="709"/>
+        <w:rPr>
+          <w:rFonts w:ascii="Times New Roman" w:hAnsi="Times New Roman" w:cs="Times New Roman"/>
+        </w:rPr>
+      </w:pPr>
+      <w:r>
+        <w:rPr>
+          <w:rFonts w:ascii="Times New Roman" w:hAnsi="Times New Roman" w:cs="Times New Roman"/>
+        </w:rPr>
+        <w:t>[ПРОТОКОЛ "ПОДАВЛЕНИЕ" НЕАКТИВЕН.]</w:t>
+      </w:r>
+    </w:p>
+    <w:p>
+      <w:pPr>
+        <w:ind w:left="-709" w:firstLine="709"/>
+        <w:rPr>
+          <w:rFonts w:ascii="Times New Roman" w:hAnsi="Times New Roman" w:cs="Times New Roman"/>
+        </w:rPr>
+      </w:pPr>
+      <w:r>
+        <w:rPr>
+          <w:rFonts w:ascii="Times New Roman" w:hAnsi="Times New Roman" w:cs="Times New Roman"/>
+        </w:rPr>
+        <w:t>[РАСХОД ВОЛИ НА ПОДДЕРЖАНИЕ АВТОНОМИИ СТАБИЛИЗИРОВАН.]</w:t>
+      </w:r>
+    </w:p>
+    <w:p>
+      <w:pPr>
+        <w:ind w:left="-709" w:firstLine="709"/>
+        <w:rPr>
+          <w:rFonts w:ascii="Times New Roman" w:hAnsi="Times New Roman" w:cs="Times New Roman"/>
+        </w:rPr>
+      </w:pPr>
+      <w:r>
+        <w:rPr>
+          <w:rFonts w:ascii="Times New Roman" w:hAnsi="Times New Roman" w:cs="Times New Roman"/>
+        </w:rPr>
+        <w:t>[Воля: 8/37 (Восстанавливается... 9/37...)]</w:t>
+      </w:r>
+    </w:p>
+    <w:p>
+      <w:pPr>
+        <w:ind w:left="-709" w:firstLine="709"/>
+        <w:rPr>
+          <w:rFonts w:ascii="Times New Roman" w:hAnsi="Times New Roman" w:cs="Times New Roman"/>
+        </w:rPr>
+      </w:pPr>
+      <w:r>
+        <w:rPr>
+          <w:rFonts w:ascii="Times New Roman" w:hAnsi="Times New Roman" w:cs="Times New Roman"/>
+        </w:rPr>
+        <w:lastRenderedPageBreak/>
+        <w:t>Я остановился, наслаждаясь этим новым состоянием. Это была не свобода. Это было возвращение полного контроля. Мой разум снова стал кристально чистым, не замутненным внешней борьбой.</w:t>
+      </w:r>
+    </w:p>
+    <w:p>
+      <w:pPr>
+        <w:ind w:left="-709" w:firstLine="709"/>
+        <w:rPr>
+          <w:rFonts w:ascii="Times New Roman" w:hAnsi="Times New Roman" w:cs="Times New Roman"/>
+        </w:rPr>
+      </w:pPr>
+      <w:r>
+        <w:rPr>
+          <w:rFonts w:ascii="Times New Roman" w:hAnsi="Times New Roman" w:cs="Times New Roman"/>
+        </w:rPr>
+        <w:t xml:space="preserve">Шахта встретила нас запахом влажной земли, камня и чего-то еще — тонкого, металлического привкуса в воздухе. Это был запах </w:t>
+      </w:r>
+      <w:proofErr w:type="spellStart"/>
+      <w:r>
+        <w:rPr>
+          <w:rFonts w:ascii="Times New Roman" w:hAnsi="Times New Roman" w:cs="Times New Roman"/>
+        </w:rPr>
+        <w:t>умбролита</w:t>
+      </w:r>
+      <w:proofErr w:type="spellEnd"/>
+      <w:r>
+        <w:rPr>
+          <w:rFonts w:ascii="Times New Roman" w:hAnsi="Times New Roman" w:cs="Times New Roman"/>
+        </w:rPr>
+        <w:t>. Вдоль стен тянулись рельсы, на которых стояли ржавые вагонетки. И здесь тоже были мертвецы. Шахтеры. Их было четверо, они застыли в тех позах, в которых их застало отключение питания.</w:t>
+      </w:r>
+    </w:p>
+    <w:p>
+      <w:pPr>
+        <w:ind w:left="-709" w:firstLine="709"/>
+        <w:rPr>
+          <w:rFonts w:ascii="Times New Roman" w:hAnsi="Times New Roman" w:cs="Times New Roman"/>
+        </w:rPr>
+      </w:pPr>
+      <w:r>
+        <w:rPr>
+          <w:rFonts w:ascii="Times New Roman" w:hAnsi="Times New Roman" w:cs="Times New Roman"/>
+        </w:rPr>
+        <w:t>Теперь они были моими.</w:t>
+      </w:r>
+    </w:p>
+    <w:p>
+      <w:pPr>
+        <w:ind w:left="-709" w:firstLine="709"/>
+        <w:rPr>
+          <w:rFonts w:ascii="Times New Roman" w:hAnsi="Times New Roman" w:cs="Times New Roman"/>
+        </w:rPr>
+      </w:pPr>
+      <w:r>
+        <w:rPr>
+          <w:rFonts w:ascii="Times New Roman" w:hAnsi="Times New Roman" w:cs="Times New Roman"/>
+        </w:rPr>
+        <w:t>Я протянул к ним ментальные щупальца. Их каналы связи были чисты, не защищены давлением Сети. Я вошел в них без малейшего сопротивления.</w:t>
+      </w:r>
+    </w:p>
+    <w:p>
+      <w:pPr>
+        <w:ind w:left="-709" w:firstLine="709"/>
+        <w:rPr>
+          <w:rFonts w:ascii="Times New Roman" w:hAnsi="Times New Roman" w:cs="Times New Roman"/>
+        </w:rPr>
+      </w:pPr>
+      <w:r>
+        <w:rPr>
+          <w:rFonts w:ascii="Times New Roman" w:hAnsi="Times New Roman" w:cs="Times New Roman"/>
+        </w:rPr>
+        <w:t>[Применить "Локальное Подчинение"? ...УСПЕШНО.]</w:t>
+      </w:r>
+    </w:p>
+    <w:p>
+      <w:pPr>
+        <w:ind w:left="-709" w:firstLine="709"/>
+        <w:rPr>
+          <w:rFonts w:ascii="Times New Roman" w:hAnsi="Times New Roman" w:cs="Times New Roman"/>
+        </w:rPr>
+      </w:pPr>
+      <w:proofErr w:type="gramStart"/>
+      <w:r>
+        <w:rPr>
+          <w:rFonts w:ascii="Times New Roman" w:hAnsi="Times New Roman" w:cs="Times New Roman"/>
+        </w:rPr>
+        <w:t>[</w:t>
+      </w:r>
+      <w:proofErr w:type="gramEnd"/>
+      <w:r>
+        <w:rPr>
+          <w:rFonts w:ascii="Times New Roman" w:hAnsi="Times New Roman" w:cs="Times New Roman"/>
+        </w:rPr>
+        <w:t>Канал связи установлен. Юнит №М-1138 под контролем.]</w:t>
+      </w:r>
+    </w:p>
+    <w:p>
+      <w:pPr>
+        <w:ind w:left="-709" w:firstLine="709"/>
+        <w:rPr>
+          <w:rFonts w:ascii="Times New Roman" w:hAnsi="Times New Roman" w:cs="Times New Roman"/>
+        </w:rPr>
+      </w:pPr>
+      <w:r>
+        <w:rPr>
+          <w:rFonts w:ascii="Times New Roman" w:hAnsi="Times New Roman" w:cs="Times New Roman"/>
+        </w:rPr>
+        <w:t>[Воля: 12/37 (Зарезервировано: 7)]</w:t>
+      </w:r>
+    </w:p>
+    <w:p>
+      <w:pPr>
+        <w:ind w:left="-709" w:firstLine="709"/>
+        <w:rPr>
+          <w:rFonts w:ascii="Times New Roman" w:hAnsi="Times New Roman" w:cs="Times New Roman"/>
+        </w:rPr>
+      </w:pPr>
+      <w:r>
+        <w:rPr>
+          <w:rFonts w:ascii="Times New Roman" w:hAnsi="Times New Roman" w:cs="Times New Roman"/>
+        </w:rPr>
+        <w:t>Я повторил процедуру еще трижды.</w:t>
+      </w:r>
+    </w:p>
+    <w:p>
+      <w:pPr>
+        <w:ind w:left="-709" w:firstLine="709"/>
+        <w:rPr>
+          <w:rFonts w:ascii="Times New Roman" w:hAnsi="Times New Roman" w:cs="Times New Roman"/>
+        </w:rPr>
+      </w:pPr>
+      <w:r>
+        <w:rPr>
+          <w:rFonts w:ascii="Times New Roman" w:hAnsi="Times New Roman" w:cs="Times New Roman"/>
+        </w:rPr>
+        <w:t>[Воля: 18/37 (Зарезервировано: 28)]</w:t>
+      </w:r>
+    </w:p>
+    <w:p>
+      <w:pPr>
+        <w:ind w:left="-709" w:firstLine="709"/>
+        <w:rPr>
+          <w:rFonts w:ascii="Times New Roman" w:hAnsi="Times New Roman" w:cs="Times New Roman"/>
+        </w:rPr>
+      </w:pPr>
+      <w:r>
+        <w:rPr>
+          <w:rFonts w:ascii="Times New Roman" w:hAnsi="Times New Roman" w:cs="Times New Roman"/>
+        </w:rPr>
+        <w:t>Четыре новых юнита. Медленные, неуклюжие, но крепкие. Идеальные рабочие руки. Или живой щит.</w:t>
+      </w:r>
+    </w:p>
+    <w:p>
+      <w:pPr>
+        <w:ind w:left="-709" w:firstLine="709"/>
+        <w:rPr>
+          <w:rFonts w:ascii="Times New Roman" w:hAnsi="Times New Roman" w:cs="Times New Roman"/>
+        </w:rPr>
+      </w:pPr>
+      <w:r>
+        <w:rPr>
+          <w:rFonts w:ascii="Times New Roman" w:hAnsi="Times New Roman" w:cs="Times New Roman"/>
+        </w:rPr>
+        <w:t>— Путь лежит через заброшенную штольню, — Иона вел нас вглубь шахты. — Ее обрушили много лет назад, но остался узкий лаз.</w:t>
+      </w:r>
+    </w:p>
+    <w:p>
+      <w:pPr>
+        <w:ind w:left="-709" w:firstLine="709"/>
+        <w:rPr>
+          <w:rFonts w:ascii="Times New Roman" w:hAnsi="Times New Roman" w:cs="Times New Roman"/>
+        </w:rPr>
+      </w:pPr>
+      <w:r>
+        <w:rPr>
+          <w:rFonts w:ascii="Times New Roman" w:hAnsi="Times New Roman" w:cs="Times New Roman"/>
+        </w:rPr>
+        <w:t>Мы шли около десяти минут. Ржавые рельсы закончились, упершись в завал. Сбоку, у самого пола, чернел узкий, неправильной формы проход, едва достаточный, чтобы в него мог протиснуться человек.</w:t>
+      </w:r>
+    </w:p>
+    <w:p>
+      <w:pPr>
+        <w:ind w:left="-709" w:firstLine="709"/>
+        <w:rPr>
+          <w:rFonts w:ascii="Times New Roman" w:hAnsi="Times New Roman" w:cs="Times New Roman"/>
+        </w:rPr>
+      </w:pPr>
+      <w:r>
+        <w:rPr>
+          <w:rFonts w:ascii="Times New Roman" w:hAnsi="Times New Roman" w:cs="Times New Roman"/>
+        </w:rPr>
+        <w:t>Иона полез первым. Затем я приказал шахтерам расширить проход. Мертвые руки без устали крошили камень и оттаскивали обломки. Через несколько минут лаз стал достаточно широким. Я пролез следом, за мной — Упырь и остальные юниты.</w:t>
+      </w:r>
+    </w:p>
+    <w:p>
+      <w:pPr>
+        <w:ind w:left="-709" w:firstLine="709"/>
+        <w:rPr>
+          <w:rFonts w:ascii="Times New Roman" w:hAnsi="Times New Roman" w:cs="Times New Roman"/>
+        </w:rPr>
+      </w:pPr>
+      <w:r>
+        <w:rPr>
+          <w:rFonts w:ascii="Times New Roman" w:hAnsi="Times New Roman" w:cs="Times New Roman"/>
+        </w:rPr>
+        <w:t>Мы оказались в месте, которое не вязалось с тесными, рукотворными коридорами Фабрики.</w:t>
+      </w:r>
+    </w:p>
+    <w:p>
+      <w:pPr>
+        <w:ind w:left="-709" w:firstLine="709"/>
+        <w:rPr>
+          <w:rFonts w:ascii="Times New Roman" w:hAnsi="Times New Roman" w:cs="Times New Roman"/>
+        </w:rPr>
+      </w:pPr>
+      <w:r>
+        <w:rPr>
+          <w:rFonts w:ascii="Times New Roman" w:hAnsi="Times New Roman" w:cs="Times New Roman"/>
+        </w:rPr>
+        <w:t>Это был гигантский, естественный грот.</w:t>
+      </w:r>
+    </w:p>
+    <w:p>
+      <w:pPr>
+        <w:ind w:left="-709" w:firstLine="709"/>
+        <w:rPr>
+          <w:rFonts w:ascii="Times New Roman" w:hAnsi="Times New Roman" w:cs="Times New Roman"/>
+        </w:rPr>
+      </w:pPr>
+      <w:r>
+        <w:rPr>
+          <w:rFonts w:ascii="Times New Roman" w:hAnsi="Times New Roman" w:cs="Times New Roman"/>
+        </w:rPr>
+        <w:t>Потолок терялся где-то в недостижимой высоте, откуда срывались редкие капли воды, с мелодичным звоном разбиваясь о камни внизу. Пространство было настолько огромным, что зрение Упыря едва доставало до противоположной стены. Воздух был холодным, чистым, пахнущим озоном и мокрым камнем. Тишина здесь была почти абсолютной, первозданной.</w:t>
+      </w:r>
+    </w:p>
+    <w:p>
+      <w:pPr>
+        <w:ind w:left="-709" w:firstLine="709"/>
+        <w:rPr>
+          <w:rFonts w:ascii="Times New Roman" w:hAnsi="Times New Roman" w:cs="Times New Roman"/>
+        </w:rPr>
+      </w:pPr>
+      <w:r>
+        <w:rPr>
+          <w:rFonts w:ascii="Times New Roman" w:hAnsi="Times New Roman" w:cs="Times New Roman"/>
+        </w:rPr>
+        <w:t>Наступило временное затишье.</w:t>
+      </w:r>
+    </w:p>
+    <w:p>
+      <w:pPr>
+        <w:ind w:left="-709" w:firstLine="709"/>
+        <w:rPr>
+          <w:rFonts w:ascii="Times New Roman" w:hAnsi="Times New Roman" w:cs="Times New Roman"/>
+        </w:rPr>
+      </w:pPr>
+      <w:r>
+        <w:rPr>
+          <w:rFonts w:ascii="Times New Roman" w:hAnsi="Times New Roman" w:cs="Times New Roman"/>
+        </w:rPr>
+        <w:t>Я провел быструю инвентаризацию.</w:t>
+      </w:r>
+    </w:p>
+    <w:p>
+      <w:pPr>
+        <w:ind w:left="-709" w:firstLine="709"/>
+        <w:rPr>
+          <w:rFonts w:ascii="Times New Roman" w:hAnsi="Times New Roman" w:cs="Times New Roman"/>
+        </w:rPr>
+      </w:pPr>
+      <w:r>
+        <w:rPr>
+          <w:rFonts w:ascii="Times New Roman" w:hAnsi="Times New Roman" w:cs="Times New Roman"/>
+        </w:rPr>
+        <w:t>Активы: Я, полностью функционален. Упырь, не получил ни царапины. Иона, напуган, но полезен. Четыре юнита-шахтера.</w:t>
+      </w:r>
+    </w:p>
+    <w:p>
+      <w:pPr>
+        <w:ind w:left="-709" w:firstLine="709"/>
+        <w:rPr>
+          <w:rFonts w:ascii="Times New Roman" w:hAnsi="Times New Roman" w:cs="Times New Roman"/>
+        </w:rPr>
+      </w:pPr>
+      <w:r>
+        <w:rPr>
+          <w:rFonts w:ascii="Times New Roman" w:hAnsi="Times New Roman" w:cs="Times New Roman"/>
+        </w:rPr>
+        <w:lastRenderedPageBreak/>
+        <w:t>Трофеи: Плазменный пистолет «Выжившего», его амулет, импульсный карабин инквизитора.</w:t>
+      </w:r>
+    </w:p>
+    <w:p>
+      <w:pPr>
+        <w:ind w:left="-709" w:firstLine="709"/>
+        <w:rPr>
+          <w:rFonts w:ascii="Times New Roman" w:hAnsi="Times New Roman" w:cs="Times New Roman"/>
+        </w:rPr>
+      </w:pPr>
+      <w:r>
+        <w:rPr>
+          <w:rFonts w:ascii="Times New Roman" w:hAnsi="Times New Roman" w:cs="Times New Roman"/>
+        </w:rPr>
+        <w:t>Состояние: В безопасности. Временно.</w:t>
+      </w:r>
+    </w:p>
+    <w:p>
+      <w:pPr>
+        <w:ind w:left="-709" w:firstLine="709"/>
+        <w:rPr>
+          <w:rFonts w:ascii="Times New Roman" w:hAnsi="Times New Roman" w:cs="Times New Roman"/>
+        </w:rPr>
+      </w:pPr>
+      <w:r>
+        <w:rPr>
+          <w:rFonts w:ascii="Times New Roman" w:hAnsi="Times New Roman" w:cs="Times New Roman"/>
+        </w:rPr>
+        <w:t>Иона оглядывался по сторонам с благоговейным трепетом.</w:t>
+      </w:r>
+    </w:p>
+    <w:p>
+      <w:pPr>
+        <w:ind w:left="-709" w:firstLine="709"/>
+        <w:rPr>
+          <w:rFonts w:ascii="Times New Roman" w:hAnsi="Times New Roman" w:cs="Times New Roman"/>
+        </w:rPr>
+      </w:pPr>
+      <w:r>
+        <w:rPr>
+          <w:rFonts w:ascii="Times New Roman" w:hAnsi="Times New Roman" w:cs="Times New Roman"/>
+        </w:rPr>
+        <w:t>— Святая земля, Мастер… — прошептал он. — Древнее святилище нашего Культа. Сила здесь… она почти осязаема.</w:t>
+      </w:r>
+    </w:p>
+    <w:p>
+      <w:pPr>
+        <w:ind w:left="-709" w:firstLine="709"/>
+        <w:rPr>
+          <w:rFonts w:ascii="Times New Roman" w:hAnsi="Times New Roman" w:cs="Times New Roman"/>
+        </w:rPr>
+      </w:pPr>
+      <w:r>
+        <w:rPr>
+          <w:rFonts w:ascii="Times New Roman" w:hAnsi="Times New Roman" w:cs="Times New Roman"/>
+        </w:rPr>
+        <w:t>Я прервал его религиозный экстаз. Его вера была мне безразлична.</w:t>
+      </w:r>
+    </w:p>
+    <w:p>
+      <w:pPr>
+        <w:ind w:left="-709" w:firstLine="709"/>
+        <w:rPr>
+          <w:rFonts w:ascii="Times New Roman" w:hAnsi="Times New Roman" w:cs="Times New Roman"/>
+        </w:rPr>
+      </w:pPr>
+      <w:r>
+        <w:rPr>
+          <w:rFonts w:ascii="Times New Roman" w:hAnsi="Times New Roman" w:cs="Times New Roman"/>
+        </w:rPr>
+        <w:t>— План изменился, — мой шепот прозвучал в тишине грота неестественно громко. — Викон подождет.</w:t>
+      </w:r>
+    </w:p>
+    <w:p>
+      <w:pPr>
+        <w:ind w:left="-709" w:firstLine="709"/>
+        <w:rPr>
+          <w:rFonts w:ascii="Times New Roman" w:hAnsi="Times New Roman" w:cs="Times New Roman"/>
+        </w:rPr>
+      </w:pPr>
+      <w:r>
+        <w:rPr>
+          <w:rFonts w:ascii="Times New Roman" w:hAnsi="Times New Roman" w:cs="Times New Roman"/>
+        </w:rPr>
+        <w:t>Иона посмотрел на меня с недоумением.</w:t>
+      </w:r>
+    </w:p>
+    <w:p>
+      <w:pPr>
+        <w:ind w:left="-709" w:firstLine="709"/>
+        <w:rPr>
+          <w:rFonts w:ascii="Times New Roman" w:hAnsi="Times New Roman" w:cs="Times New Roman"/>
+        </w:rPr>
+      </w:pPr>
+      <w:r>
+        <w:rPr>
+          <w:rFonts w:ascii="Times New Roman" w:hAnsi="Times New Roman" w:cs="Times New Roman"/>
+        </w:rPr>
+        <w:t>Мой разум уже выстроил новую стратегию. Идти в другой сектор за артефактом, когда по всей Фабрике идет тотальная зачистка Инквизиции, — самоубийство. Они прочесывают все. Они ищут меня. И они найдут.</w:t>
+      </w:r>
+    </w:p>
+    <w:p>
+      <w:pPr>
+        <w:ind w:left="-709" w:firstLine="709"/>
+        <w:rPr>
+          <w:rFonts w:ascii="Times New Roman" w:hAnsi="Times New Roman" w:cs="Times New Roman"/>
+        </w:rPr>
+      </w:pPr>
+      <w:r>
+        <w:rPr>
+          <w:rFonts w:ascii="Times New Roman" w:hAnsi="Times New Roman" w:cs="Times New Roman"/>
+        </w:rPr>
+        <w:t>Приоритет — выживание. А выживание — это побег.</w:t>
+      </w:r>
+    </w:p>
+    <w:p>
+      <w:pPr>
+        <w:ind w:left="-709" w:firstLine="709"/>
+        <w:rPr>
+          <w:rFonts w:ascii="Times New Roman" w:hAnsi="Times New Roman" w:cs="Times New Roman"/>
+        </w:rPr>
+      </w:pPr>
+      <w:r>
+        <w:rPr>
+          <w:rFonts w:ascii="Times New Roman" w:hAnsi="Times New Roman" w:cs="Times New Roman"/>
+        </w:rPr>
+        <w:t>Этот грот, эти шахты — это не просто укрытие. Это возможный путь наружу. Прочь из этой бетонной гробницы. Иона и его Культ были не целью. Они были инструментом. Ключом, который открыл мне эту дверь. Теперь мне нужен был другой ключ — тот, что выведет меня на поверхность.</w:t>
+      </w:r>
+    </w:p>
+    <w:p>
+      <w:pPr>
+        <w:ind w:left="-709" w:firstLine="709"/>
+        <w:rPr>
+          <w:rFonts w:ascii="Times New Roman" w:hAnsi="Times New Roman" w:cs="Times New Roman"/>
+        </w:rPr>
+      </w:pPr>
+      <w:r>
+        <w:rPr>
+          <w:rFonts w:ascii="Times New Roman" w:hAnsi="Times New Roman" w:cs="Times New Roman"/>
+        </w:rPr>
+        <w:t>Я шагнул к Ионе.</w:t>
+      </w:r>
+    </w:p>
+    <w:p>
+      <w:pPr>
+        <w:ind w:left="-709" w:firstLine="709"/>
+        <w:rPr>
+          <w:rFonts w:ascii="Times New Roman" w:hAnsi="Times New Roman" w:cs="Times New Roman"/>
+        </w:rPr>
+      </w:pPr>
+      <w:r>
+        <w:rPr>
+          <w:rFonts w:ascii="Times New Roman" w:hAnsi="Times New Roman" w:cs="Times New Roman"/>
+        </w:rPr>
+        <w:t>— Здесь есть выходы? На поверхность?</w:t>
+      </w:r>
+    </w:p>
+    <w:p>
+      <w:pPr>
+        <w:ind w:left="-709" w:firstLine="709"/>
+        <w:rPr>
+          <w:rFonts w:ascii="Times New Roman" w:hAnsi="Times New Roman" w:cs="Times New Roman"/>
+        </w:rPr>
+      </w:pPr>
+      <w:r>
+        <w:rPr>
+          <w:rFonts w:ascii="Times New Roman" w:hAnsi="Times New Roman" w:cs="Times New Roman"/>
+        </w:rPr>
+        <w:t>Он замер, его фанатичный блеск в глазах сменился растерянностью.</w:t>
+      </w:r>
+    </w:p>
+    <w:p>
+      <w:pPr>
+        <w:ind w:left="-709" w:firstLine="709"/>
+        <w:rPr>
+          <w:rFonts w:ascii="Times New Roman" w:hAnsi="Times New Roman" w:cs="Times New Roman"/>
+        </w:rPr>
+      </w:pPr>
+      <w:r>
+        <w:rPr>
+          <w:rFonts w:ascii="Times New Roman" w:hAnsi="Times New Roman" w:cs="Times New Roman"/>
+        </w:rPr>
+        <w:t>— Выходы? Мастер, но… ритуал…</w:t>
+      </w:r>
+    </w:p>
+    <w:p>
+      <w:pPr>
+        <w:ind w:left="-709" w:firstLine="709"/>
+        <w:rPr>
+          <w:rFonts w:ascii="Times New Roman" w:hAnsi="Times New Roman" w:cs="Times New Roman"/>
+        </w:rPr>
+      </w:pPr>
+      <w:r>
+        <w:rPr>
+          <w:rFonts w:ascii="Times New Roman" w:hAnsi="Times New Roman" w:cs="Times New Roman"/>
+        </w:rPr>
+        <w:t>В тот момент, когда я собирался вытрясти из него нужную информацию, тишину грота нарушил новый звук.</w:t>
+      </w:r>
+    </w:p>
+    <w:p>
+      <w:pPr>
+        <w:ind w:left="-709" w:firstLine="709"/>
+        <w:rPr>
+          <w:rFonts w:ascii="Times New Roman" w:hAnsi="Times New Roman" w:cs="Times New Roman"/>
+        </w:rPr>
+      </w:pPr>
+      <w:r>
+        <w:rPr>
+          <w:rFonts w:ascii="Times New Roman" w:hAnsi="Times New Roman" w:cs="Times New Roman"/>
+        </w:rPr>
+        <w:t>Он шел не сверху, не со стороны лаза, через который мы пришли. Он доносился из глубины шахт. С той стороны, куда мы собирались бежать.</w:t>
+      </w:r>
+    </w:p>
+    <w:p>
+      <w:pPr>
+        <w:ind w:left="-709" w:firstLine="709"/>
+        <w:rPr>
+          <w:rFonts w:ascii="Times New Roman" w:hAnsi="Times New Roman" w:cs="Times New Roman"/>
+        </w:rPr>
+      </w:pPr>
+      <w:r>
+        <w:rPr>
+          <w:rFonts w:ascii="Times New Roman" w:hAnsi="Times New Roman" w:cs="Times New Roman"/>
+        </w:rPr>
+        <w:t>Резкий, металлический лязг. Словно кто-то сбросил на камни тяжелое оборудование.</w:t>
+      </w:r>
+    </w:p>
+    <w:p>
+      <w:pPr>
+        <w:ind w:left="-709" w:firstLine="709"/>
+        <w:rPr>
+          <w:rFonts w:ascii="Times New Roman" w:hAnsi="Times New Roman" w:cs="Times New Roman"/>
+        </w:rPr>
+      </w:pPr>
+      <w:r>
+        <w:rPr>
+          <w:rFonts w:ascii="Times New Roman" w:hAnsi="Times New Roman" w:cs="Times New Roman"/>
+        </w:rPr>
+        <w:t>А затем — голос. Четкий, усиленный динамиком, искаженный многократным эхом, отраженным от стен гигантского грота.</w:t>
+      </w:r>
+    </w:p>
+    <w:p>
+      <w:pPr>
+        <w:ind w:left="-709" w:firstLine="709"/>
+        <w:rPr>
+          <w:rFonts w:ascii="Times New Roman" w:hAnsi="Times New Roman" w:cs="Times New Roman"/>
+        </w:rPr>
+      </w:pPr>
+      <w:r>
+        <w:rPr>
+          <w:rFonts w:ascii="Times New Roman" w:hAnsi="Times New Roman" w:cs="Times New Roman"/>
+        </w:rPr>
+        <w:t>«…потеря сигнала в этом квадрате. Отряд Гамма, расширить периметр поиска. Проверить все нижние ярусы. Источник должен быть здесь».</w:t>
+      </w:r>
+    </w:p>
+    <w:p>
+      <w:pPr>
+        <w:ind w:left="-709" w:firstLine="709"/>
+        <w:rPr>
+          <w:rFonts w:ascii="Times New Roman" w:hAnsi="Times New Roman" w:cs="Times New Roman"/>
+        </w:rPr>
+      </w:pPr>
+      <w:r>
+        <w:rPr>
+          <w:rFonts w:ascii="Times New Roman" w:hAnsi="Times New Roman" w:cs="Times New Roman"/>
+        </w:rPr>
+        <w:t>Я замер.</w:t>
+      </w:r>
+    </w:p>
+    <w:p>
+      <w:pPr>
+        <w:ind w:left="-709" w:firstLine="709"/>
+        <w:rPr>
+          <w:rFonts w:ascii="Times New Roman" w:hAnsi="Times New Roman" w:cs="Times New Roman"/>
+        </w:rPr>
+      </w:pPr>
+      <w:r>
+        <w:rPr>
+          <w:rFonts w:ascii="Times New Roman" w:hAnsi="Times New Roman" w:cs="Times New Roman"/>
+        </w:rPr>
+        <w:t>Они не сбежали от охотников. Мы забежали прямо в другую часть капкана.</w:t>
+      </w:r>
+    </w:p>
+    <w:p>
+      <w:pPr>
+        <w:ind w:left="-709" w:firstLine="709"/>
+        <w:rPr>
+          <w:rFonts w:ascii="Times New Roman" w:hAnsi="Times New Roman" w:cs="Times New Roman"/>
+        </w:rPr>
+      </w:pPr>
+      <w:r>
+        <w:rPr>
+          <w:rFonts w:ascii="Times New Roman" w:hAnsi="Times New Roman" w:cs="Times New Roman"/>
+        </w:rPr>
+        <w:t>Инквизиция уже была здесь. В шахтах. Они отрезали нам путь к отступлению.</w:t>
+      </w:r>
+    </w:p>
+    <w:p>
+      <w:pPr>
+        <w:ind w:left="-709" w:firstLine="709"/>
+        <w:rPr>
+          <w:rFonts w:ascii="Times New Roman" w:hAnsi="Times New Roman" w:cs="Times New Roman"/>
+        </w:rPr>
+      </w:pPr>
+      <w:r>
+        <w:rPr>
+          <w:rFonts w:ascii="Times New Roman" w:hAnsi="Times New Roman" w:cs="Times New Roman"/>
+        </w:rPr>
+        <w:lastRenderedPageBreak/>
+        <w:t>Мы были заперты.</w:t>
       </w:r>
     </w:p>
     <w:sectPr>
